--- a/backend/uploads/trialCV2.docx
+++ b/backend/uploads/trialCV2.docx
@@ -5,14 +5,41 @@
     <w:p>
       <w:pPr>
         <w:spacing w:before="100" w:beforeAutospacing="1" w:after="100" w:afterAutospacing="1" w:line="240" w:lineRule="auto"/>
-        <w:outlineLvl w:val="0"/>
+        <w:rPr>
+          <w:rFonts w:ascii="Times New Roman" w:eastAsia="Times New Roman" w:hAnsi="Times New Roman" w:cs="Times New Roman"/>
+          <w:kern w:val="0"/>
+          <w:lang w:val="en-US"/>
+          <w14:ligatures w14:val="none"/>
+        </w:rPr>
+      </w:pPr>
+      <w:r>
         <w:rPr>
           <w:rFonts w:ascii="Times New Roman" w:eastAsia="Times New Roman" w:hAnsi="Times New Roman" w:cs="Times New Roman"/>
           <w:b/>
           <w:bCs/>
-          <w:kern w:val="36"/>
-          <w:sz w:val="48"/>
-          <w:szCs w:val="48"/>
+          <w:kern w:val="0"/>
+          <w:lang w:val="en-US"/>
+          <w14:ligatures w14:val="none"/>
+        </w:rPr>
+        <w:t>Ama Yeboah</w:t>
+      </w:r>
+      <w:r>
+        <w:rPr>
+          <w:rFonts w:ascii="Times New Roman" w:eastAsia="Times New Roman" w:hAnsi="Times New Roman" w:cs="Times New Roman"/>
+          <w:kern w:val="0"/>
+          <w:lang w:val="en-US"/>
+          <w14:ligatures w14:val="none"/>
+        </w:rPr>
+        <w:br/>
+        <w:t>Full Stack Developer</w:t>
+      </w:r>
+    </w:p>
+    <w:p>
+      <w:pPr>
+        <w:spacing w:before="100" w:beforeAutospacing="1" w:after="100" w:afterAutospacing="1" w:line="240" w:lineRule="auto"/>
+        <w:rPr>
+          <w:rFonts w:ascii="Times New Roman" w:eastAsia="Times New Roman" w:hAnsi="Times New Roman" w:cs="Times New Roman"/>
+          <w:kern w:val="0"/>
           <w:lang w:val="en-US"/>
           <w14:ligatures w14:val="none"/>
         </w:rPr>
@@ -22,53 +49,184 @@
           <w:rFonts w:ascii="Times New Roman" w:eastAsia="Times New Roman" w:hAnsi="Times New Roman" w:cs="Times New Roman"/>
           <w:b/>
           <w:bCs/>
-          <w:kern w:val="36"/>
-          <w:sz w:val="48"/>
-          <w:szCs w:val="48"/>
-          <w:lang w:val="en-US"/>
-          <w14:ligatures w14:val="none"/>
-        </w:rPr>
-        <w:t>CV 2 – Ama Yeboah (Full Stack Developer)</w:t>
-      </w:r>
-    </w:p>
-    <w:p>
-      <w:pPr>
-        <w:spacing w:before="100" w:beforeAutospacing="1" w:after="100" w:afterAutospacing="1" w:line="240" w:lineRule="auto"/>
-        <w:rPr>
-          <w:rFonts w:ascii="Times New Roman" w:eastAsia="Times New Roman" w:hAnsi="Times New Roman" w:cs="Times New Roman"/>
-          <w:kern w:val="0"/>
-          <w:lang w:val="en-US"/>
-          <w14:ligatures w14:val="none"/>
-        </w:rPr>
-      </w:pPr>
-      <w:r>
+          <w:kern w:val="0"/>
+          <w:lang w:val="en-US"/>
+          <w14:ligatures w14:val="none"/>
+        </w:rPr>
+        <w:t>Contact Information</w:t>
+      </w:r>
+    </w:p>
+    <w:p>
+      <w:pPr>
+        <w:numPr>
+          <w:ilvl w:val="0"/>
+          <w:numId w:val="1"/>
+        </w:numPr>
+        <w:spacing w:before="100" w:beforeAutospacing="1" w:after="100" w:afterAutospacing="1" w:line="240" w:lineRule="auto"/>
+        <w:rPr>
+          <w:rFonts w:ascii="Times New Roman" w:eastAsia="Times New Roman" w:hAnsi="Times New Roman" w:cs="Times New Roman"/>
+          <w:kern w:val="0"/>
+          <w:lang w:val="en-US"/>
+          <w14:ligatures w14:val="none"/>
+        </w:rPr>
+      </w:pPr>
+      <w:r>
+        <w:rPr>
+          <w:rFonts w:ascii="Times New Roman" w:eastAsia="Times New Roman" w:hAnsi="Times New Roman" w:cs="Times New Roman"/>
+          <w:kern w:val="0"/>
+          <w:lang w:val="en-US"/>
+          <w14:ligatures w14:val="none"/>
+        </w:rPr>
+        <w:t xml:space="preserve">Phone: +233 55 987 6543 </w:t>
+      </w:r>
+    </w:p>
+    <w:p>
+      <w:pPr>
+        <w:numPr>
+          <w:ilvl w:val="0"/>
+          <w:numId w:val="1"/>
+        </w:numPr>
+        <w:spacing w:before="100" w:beforeAutospacing="1" w:after="100" w:afterAutospacing="1" w:line="240" w:lineRule="auto"/>
+        <w:rPr>
+          <w:rFonts w:ascii="Times New Roman" w:eastAsia="Times New Roman" w:hAnsi="Times New Roman" w:cs="Times New Roman"/>
+          <w:kern w:val="0"/>
+          <w:lang w:val="en-US"/>
+          <w14:ligatures w14:val="none"/>
+        </w:rPr>
+      </w:pPr>
+      <w:r>
+        <w:rPr>
+          <w:rFonts w:ascii="Times New Roman" w:eastAsia="Times New Roman" w:hAnsi="Times New Roman" w:cs="Times New Roman"/>
+          <w:kern w:val="0"/>
+          <w:lang w:val="en-US"/>
+          <w14:ligatures w14:val="none"/>
+        </w:rPr>
+        <w:t xml:space="preserve">Email: ama.yeboah@example.com </w:t>
+      </w:r>
+    </w:p>
+    <w:p>
+      <w:pPr>
+        <w:numPr>
+          <w:ilvl w:val="0"/>
+          <w:numId w:val="1"/>
+        </w:numPr>
+        <w:spacing w:before="100" w:beforeAutospacing="1" w:after="100" w:afterAutospacing="1" w:line="240" w:lineRule="auto"/>
+        <w:rPr>
+          <w:rFonts w:ascii="Times New Roman" w:eastAsia="Times New Roman" w:hAnsi="Times New Roman" w:cs="Times New Roman"/>
+          <w:kern w:val="0"/>
+          <w:lang w:val="en-US"/>
+          <w14:ligatures w14:val="none"/>
+        </w:rPr>
+      </w:pPr>
+      <w:r>
+        <w:rPr>
+          <w:rFonts w:ascii="Times New Roman" w:eastAsia="Times New Roman" w:hAnsi="Times New Roman" w:cs="Times New Roman"/>
+          <w:kern w:val="0"/>
+          <w:lang w:val="en-US"/>
+          <w14:ligatures w14:val="none"/>
+        </w:rPr>
+        <w:t xml:space="preserve">Location: Kumasi, Ghana </w:t>
+      </w:r>
+    </w:p>
+    <w:p>
+      <w:pPr>
+        <w:numPr>
+          <w:ilvl w:val="0"/>
+          <w:numId w:val="1"/>
+        </w:numPr>
+        <w:spacing w:before="100" w:beforeAutospacing="1" w:after="100" w:afterAutospacing="1" w:line="240" w:lineRule="auto"/>
+        <w:rPr>
+          <w:rFonts w:ascii="Times New Roman" w:eastAsia="Times New Roman" w:hAnsi="Times New Roman" w:cs="Times New Roman"/>
+          <w:kern w:val="0"/>
+          <w:lang w:val="en-US"/>
+          <w14:ligatures w14:val="none"/>
+        </w:rPr>
+      </w:pPr>
+      <w:r>
+        <w:rPr>
+          <w:rFonts w:ascii="Times New Roman" w:eastAsia="Times New Roman" w:hAnsi="Times New Roman" w:cs="Times New Roman"/>
+          <w:kern w:val="0"/>
+          <w:lang w:val="en-US"/>
+          <w14:ligatures w14:val="none"/>
+        </w:rPr>
+        <w:t>LinkedIn: linkedin.com/in/</w:t>
+      </w:r>
+      <w:proofErr w:type="spellStart"/>
+      <w:r>
+        <w:rPr>
+          <w:rFonts w:ascii="Times New Roman" w:eastAsia="Times New Roman" w:hAnsi="Times New Roman" w:cs="Times New Roman"/>
+          <w:kern w:val="0"/>
+          <w:lang w:val="en-US"/>
+          <w14:ligatures w14:val="none"/>
+        </w:rPr>
+        <w:t>amayeboah</w:t>
+      </w:r>
+      <w:proofErr w:type="spellEnd"/>
+      <w:r>
+        <w:rPr>
+          <w:rFonts w:ascii="Times New Roman" w:eastAsia="Times New Roman" w:hAnsi="Times New Roman" w:cs="Times New Roman"/>
+          <w:kern w:val="0"/>
+          <w:lang w:val="en-US"/>
+          <w14:ligatures w14:val="none"/>
+        </w:rPr>
+        <w:t xml:space="preserve"> </w:t>
+      </w:r>
+    </w:p>
+    <w:p>
+      <w:pPr>
+        <w:numPr>
+          <w:ilvl w:val="0"/>
+          <w:numId w:val="1"/>
+        </w:numPr>
+        <w:spacing w:before="100" w:beforeAutospacing="1" w:after="100" w:afterAutospacing="1" w:line="240" w:lineRule="auto"/>
+        <w:rPr>
+          <w:rFonts w:ascii="Times New Roman" w:eastAsia="Times New Roman" w:hAnsi="Times New Roman" w:cs="Times New Roman"/>
+          <w:kern w:val="0"/>
+          <w:lang w:val="en-US"/>
+          <w14:ligatures w14:val="none"/>
+        </w:rPr>
+      </w:pPr>
+      <w:r>
+        <w:rPr>
+          <w:rFonts w:ascii="Times New Roman" w:eastAsia="Times New Roman" w:hAnsi="Times New Roman" w:cs="Times New Roman"/>
+          <w:kern w:val="0"/>
+          <w:lang w:val="en-US"/>
+          <w14:ligatures w14:val="none"/>
+        </w:rPr>
+        <w:t>GitHub: github.com/</w:t>
+      </w:r>
+      <w:proofErr w:type="spellStart"/>
+      <w:r>
+        <w:rPr>
+          <w:rFonts w:ascii="Times New Roman" w:eastAsia="Times New Roman" w:hAnsi="Times New Roman" w:cs="Times New Roman"/>
+          <w:kern w:val="0"/>
+          <w:lang w:val="en-US"/>
+          <w14:ligatures w14:val="none"/>
+        </w:rPr>
+        <w:t>amayeboah</w:t>
+      </w:r>
+      <w:proofErr w:type="spellEnd"/>
+      <w:r>
+        <w:rPr>
+          <w:rFonts w:ascii="Times New Roman" w:eastAsia="Times New Roman" w:hAnsi="Times New Roman" w:cs="Times New Roman"/>
+          <w:kern w:val="0"/>
+          <w:lang w:val="en-US"/>
+          <w14:ligatures w14:val="none"/>
+        </w:rPr>
+        <w:t xml:space="preserve"> </w:t>
+      </w:r>
+    </w:p>
+    <w:p>
+      <w:pPr>
+        <w:spacing w:before="100" w:beforeAutospacing="1" w:after="100" w:afterAutospacing="1" w:line="240" w:lineRule="auto"/>
+        <w:outlineLvl w:val="1"/>
         <w:rPr>
           <w:rFonts w:ascii="Times New Roman" w:eastAsia="Times New Roman" w:hAnsi="Times New Roman" w:cs="Times New Roman"/>
           <w:b/>
           <w:bCs/>
           <w:kern w:val="0"/>
-          <w:lang w:val="en-US"/>
-          <w14:ligatures w14:val="none"/>
-        </w:rPr>
-        <w:t>Ama Yeboah</w:t>
-      </w:r>
-      <w:r>
-        <w:rPr>
-          <w:rFonts w:ascii="Times New Roman" w:eastAsia="Times New Roman" w:hAnsi="Times New Roman" w:cs="Times New Roman"/>
-          <w:kern w:val="0"/>
-          <w:lang w:val="en-US"/>
-          <w14:ligatures w14:val="none"/>
-        </w:rPr>
-        <w:br/>
-        <w:t>Full Stack Developer</w:t>
-      </w:r>
-    </w:p>
-    <w:p>
-      <w:pPr>
-        <w:spacing w:before="100" w:beforeAutospacing="1" w:after="100" w:afterAutospacing="1" w:line="240" w:lineRule="auto"/>
-        <w:rPr>
-          <w:rFonts w:ascii="Times New Roman" w:eastAsia="Times New Roman" w:hAnsi="Times New Roman" w:cs="Times New Roman"/>
-          <w:kern w:val="0"/>
+          <w:sz w:val="36"/>
+          <w:szCs w:val="36"/>
           <w:lang w:val="en-US"/>
           <w14:ligatures w14:val="none"/>
         </w:rPr>
@@ -79,170 +237,32 @@
           <w:b/>
           <w:bCs/>
           <w:kern w:val="0"/>
-          <w:lang w:val="en-US"/>
-          <w14:ligatures w14:val="none"/>
-        </w:rPr>
-        <w:t>Contact Information</w:t>
-      </w:r>
-    </w:p>
-    <w:p>
-      <w:pPr>
-        <w:numPr>
-          <w:ilvl w:val="0"/>
-          <w:numId w:val="1"/>
-        </w:numPr>
-        <w:spacing w:before="100" w:beforeAutospacing="1" w:after="100" w:afterAutospacing="1" w:line="240" w:lineRule="auto"/>
-        <w:rPr>
-          <w:rFonts w:ascii="Times New Roman" w:eastAsia="Times New Roman" w:hAnsi="Times New Roman" w:cs="Times New Roman"/>
-          <w:kern w:val="0"/>
-          <w:lang w:val="en-US"/>
-          <w14:ligatures w14:val="none"/>
-        </w:rPr>
-      </w:pPr>
-      <w:r>
-        <w:rPr>
-          <w:rFonts w:ascii="Times New Roman" w:eastAsia="Times New Roman" w:hAnsi="Times New Roman" w:cs="Times New Roman"/>
-          <w:kern w:val="0"/>
-          <w:lang w:val="en-US"/>
-          <w14:ligatures w14:val="none"/>
-        </w:rPr>
-        <w:t xml:space="preserve">Phone: +233 55 987 6543 </w:t>
-      </w:r>
-    </w:p>
-    <w:p>
-      <w:pPr>
-        <w:numPr>
-          <w:ilvl w:val="0"/>
-          <w:numId w:val="1"/>
-        </w:numPr>
-        <w:spacing w:before="100" w:beforeAutospacing="1" w:after="100" w:afterAutospacing="1" w:line="240" w:lineRule="auto"/>
-        <w:rPr>
-          <w:rFonts w:ascii="Times New Roman" w:eastAsia="Times New Roman" w:hAnsi="Times New Roman" w:cs="Times New Roman"/>
-          <w:kern w:val="0"/>
-          <w:lang w:val="en-US"/>
-          <w14:ligatures w14:val="none"/>
-        </w:rPr>
-      </w:pPr>
-      <w:r>
-        <w:rPr>
-          <w:rFonts w:ascii="Times New Roman" w:eastAsia="Times New Roman" w:hAnsi="Times New Roman" w:cs="Times New Roman"/>
-          <w:kern w:val="0"/>
-          <w:lang w:val="en-US"/>
-          <w14:ligatures w14:val="none"/>
-        </w:rPr>
-        <w:t xml:space="preserve">Email: ama.yeboah@example.com </w:t>
-      </w:r>
-    </w:p>
-    <w:p>
-      <w:pPr>
-        <w:numPr>
-          <w:ilvl w:val="0"/>
-          <w:numId w:val="1"/>
-        </w:numPr>
-        <w:spacing w:before="100" w:beforeAutospacing="1" w:after="100" w:afterAutospacing="1" w:line="240" w:lineRule="auto"/>
-        <w:rPr>
-          <w:rFonts w:ascii="Times New Roman" w:eastAsia="Times New Roman" w:hAnsi="Times New Roman" w:cs="Times New Roman"/>
-          <w:kern w:val="0"/>
-          <w:lang w:val="en-US"/>
-          <w14:ligatures w14:val="none"/>
-        </w:rPr>
-      </w:pPr>
-      <w:r>
-        <w:rPr>
-          <w:rFonts w:ascii="Times New Roman" w:eastAsia="Times New Roman" w:hAnsi="Times New Roman" w:cs="Times New Roman"/>
-          <w:kern w:val="0"/>
-          <w:lang w:val="en-US"/>
-          <w14:ligatures w14:val="none"/>
-        </w:rPr>
-        <w:t xml:space="preserve">Location: Kumasi, Ghana </w:t>
-      </w:r>
-    </w:p>
-    <w:p>
-      <w:pPr>
-        <w:numPr>
-          <w:ilvl w:val="0"/>
-          <w:numId w:val="1"/>
-        </w:numPr>
-        <w:spacing w:before="100" w:beforeAutospacing="1" w:after="100" w:afterAutospacing="1" w:line="240" w:lineRule="auto"/>
-        <w:rPr>
-          <w:rFonts w:ascii="Times New Roman" w:eastAsia="Times New Roman" w:hAnsi="Times New Roman" w:cs="Times New Roman"/>
-          <w:kern w:val="0"/>
-          <w:lang w:val="en-US"/>
-          <w14:ligatures w14:val="none"/>
-        </w:rPr>
-      </w:pPr>
-      <w:r>
-        <w:rPr>
-          <w:rFonts w:ascii="Times New Roman" w:eastAsia="Times New Roman" w:hAnsi="Times New Roman" w:cs="Times New Roman"/>
-          <w:kern w:val="0"/>
-          <w:lang w:val="en-US"/>
-          <w14:ligatures w14:val="none"/>
-        </w:rPr>
-        <w:t>LinkedIn: linkedin.com/in/</w:t>
-      </w:r>
-      <w:proofErr w:type="spellStart"/>
-      <w:r>
-        <w:rPr>
-          <w:rFonts w:ascii="Times New Roman" w:eastAsia="Times New Roman" w:hAnsi="Times New Roman" w:cs="Times New Roman"/>
-          <w:kern w:val="0"/>
-          <w:lang w:val="en-US"/>
-          <w14:ligatures w14:val="none"/>
-        </w:rPr>
-        <w:t>amayeboah</w:t>
-      </w:r>
-      <w:proofErr w:type="spellEnd"/>
-      <w:r>
-        <w:rPr>
-          <w:rFonts w:ascii="Times New Roman" w:eastAsia="Times New Roman" w:hAnsi="Times New Roman" w:cs="Times New Roman"/>
-          <w:kern w:val="0"/>
-          <w:lang w:val="en-US"/>
-          <w14:ligatures w14:val="none"/>
-        </w:rPr>
-        <w:t xml:space="preserve"> </w:t>
-      </w:r>
-    </w:p>
-    <w:p>
-      <w:pPr>
-        <w:numPr>
-          <w:ilvl w:val="0"/>
-          <w:numId w:val="1"/>
-        </w:numPr>
-        <w:spacing w:before="100" w:beforeAutospacing="1" w:after="100" w:afterAutospacing="1" w:line="240" w:lineRule="auto"/>
-        <w:rPr>
-          <w:rFonts w:ascii="Times New Roman" w:eastAsia="Times New Roman" w:hAnsi="Times New Roman" w:cs="Times New Roman"/>
-          <w:kern w:val="0"/>
-          <w:lang w:val="en-US"/>
-          <w14:ligatures w14:val="none"/>
-        </w:rPr>
-      </w:pPr>
-      <w:r>
-        <w:rPr>
-          <w:rFonts w:ascii="Times New Roman" w:eastAsia="Times New Roman" w:hAnsi="Times New Roman" w:cs="Times New Roman"/>
-          <w:kern w:val="0"/>
-          <w:lang w:val="en-US"/>
-          <w14:ligatures w14:val="none"/>
-        </w:rPr>
-        <w:t>GitHub: github.com/</w:t>
-      </w:r>
-      <w:proofErr w:type="spellStart"/>
-      <w:r>
-        <w:rPr>
-          <w:rFonts w:ascii="Times New Roman" w:eastAsia="Times New Roman" w:hAnsi="Times New Roman" w:cs="Times New Roman"/>
-          <w:kern w:val="0"/>
-          <w:lang w:val="en-US"/>
-          <w14:ligatures w14:val="none"/>
-        </w:rPr>
-        <w:t>amayeboah</w:t>
-      </w:r>
-      <w:proofErr w:type="spellEnd"/>
-      <w:r>
-        <w:rPr>
-          <w:rFonts w:ascii="Times New Roman" w:eastAsia="Times New Roman" w:hAnsi="Times New Roman" w:cs="Times New Roman"/>
-          <w:kern w:val="0"/>
-          <w:lang w:val="en-US"/>
-          <w14:ligatures w14:val="none"/>
-        </w:rPr>
-        <w:t xml:space="preserve"> </w:t>
+          <w:sz w:val="36"/>
+          <w:szCs w:val="36"/>
+          <w:lang w:val="en-US"/>
+          <w14:ligatures w14:val="none"/>
+        </w:rPr>
+        <w:t>Professional Summary</w:t>
+      </w:r>
+    </w:p>
+    <w:p>
+      <w:pPr>
+        <w:spacing w:before="100" w:beforeAutospacing="1" w:after="100" w:afterAutospacing="1" w:line="240" w:lineRule="auto"/>
+        <w:rPr>
+          <w:rFonts w:ascii="Times New Roman" w:eastAsia="Times New Roman" w:hAnsi="Times New Roman" w:cs="Times New Roman"/>
+          <w:kern w:val="0"/>
+          <w:lang w:val="en-US"/>
+          <w14:ligatures w14:val="none"/>
+        </w:rPr>
+      </w:pPr>
+      <w:r>
+        <w:rPr>
+          <w:rFonts w:ascii="Times New Roman" w:eastAsia="Times New Roman" w:hAnsi="Times New Roman" w:cs="Times New Roman"/>
+          <w:kern w:val="0"/>
+          <w:lang w:val="en-US"/>
+          <w14:ligatures w14:val="none"/>
+        </w:rPr>
+        <w:t>Creative Full Stack Developer with 5 years of experience building responsive web applications from concept to deployment. Skilled in both frontend and backend technologies with a passion for delivering user-friendly and scalable software solutions.</w:t>
       </w:r>
     </w:p>
     <w:p>
@@ -271,38 +291,716 @@
           <w:lang w:val="en-US"/>
           <w14:ligatures w14:val="none"/>
         </w:rPr>
-        <w:t>Professional Summary</w:t>
-      </w:r>
-    </w:p>
-    <w:p>
-      <w:pPr>
-        <w:spacing w:before="100" w:beforeAutospacing="1" w:after="100" w:afterAutospacing="1" w:line="240" w:lineRule="auto"/>
-        <w:rPr>
-          <w:rFonts w:ascii="Times New Roman" w:eastAsia="Times New Roman" w:hAnsi="Times New Roman" w:cs="Times New Roman"/>
-          <w:kern w:val="0"/>
-          <w:lang w:val="en-US"/>
-          <w14:ligatures w14:val="none"/>
-        </w:rPr>
-      </w:pPr>
-      <w:r>
-        <w:rPr>
-          <w:rFonts w:ascii="Times New Roman" w:eastAsia="Times New Roman" w:hAnsi="Times New Roman" w:cs="Times New Roman"/>
-          <w:kern w:val="0"/>
-          <w:lang w:val="en-US"/>
-          <w14:ligatures w14:val="none"/>
-        </w:rPr>
-        <w:t>Creative Full Stack Developer with 5 years of experience building responsive web applications from concept to deployment. Skilled in both frontend and backend technologies with a passion for delivering user-friendly and scalable software solutions.</w:t>
-      </w:r>
-    </w:p>
-    <w:p>
-      <w:pPr>
-        <w:spacing w:before="100" w:beforeAutospacing="1" w:after="100" w:afterAutospacing="1" w:line="240" w:lineRule="auto"/>
-        <w:outlineLvl w:val="1"/>
+        <w:t>Technical Skills</w:t>
+      </w:r>
+    </w:p>
+    <w:p>
+      <w:pPr>
+        <w:spacing w:before="100" w:beforeAutospacing="1" w:after="100" w:afterAutospacing="1" w:line="240" w:lineRule="auto"/>
+        <w:rPr>
+          <w:rFonts w:ascii="Times New Roman" w:eastAsia="Times New Roman" w:hAnsi="Times New Roman" w:cs="Times New Roman"/>
+          <w:kern w:val="0"/>
+          <w:lang w:val="en-US"/>
+          <w14:ligatures w14:val="none"/>
+        </w:rPr>
+      </w:pPr>
+      <w:r>
         <w:rPr>
           <w:rFonts w:ascii="Times New Roman" w:eastAsia="Times New Roman" w:hAnsi="Times New Roman" w:cs="Times New Roman"/>
           <w:b/>
           <w:bCs/>
           <w:kern w:val="0"/>
+          <w:lang w:val="en-US"/>
+          <w14:ligatures w14:val="none"/>
+        </w:rPr>
+        <w:t>Frontend</w:t>
+      </w:r>
+    </w:p>
+    <w:p>
+      <w:pPr>
+        <w:numPr>
+          <w:ilvl w:val="0"/>
+          <w:numId w:val="2"/>
+        </w:numPr>
+        <w:spacing w:before="100" w:beforeAutospacing="1" w:after="100" w:afterAutospacing="1" w:line="240" w:lineRule="auto"/>
+        <w:rPr>
+          <w:rFonts w:ascii="Times New Roman" w:eastAsia="Times New Roman" w:hAnsi="Times New Roman" w:cs="Times New Roman"/>
+          <w:kern w:val="0"/>
+          <w:lang w:val="en-US"/>
+          <w14:ligatures w14:val="none"/>
+        </w:rPr>
+      </w:pPr>
+      <w:r>
+        <w:rPr>
+          <w:rFonts w:ascii="Times New Roman" w:eastAsia="Times New Roman" w:hAnsi="Times New Roman" w:cs="Times New Roman"/>
+          <w:kern w:val="0"/>
+          <w:lang w:val="en-US"/>
+          <w14:ligatures w14:val="none"/>
+        </w:rPr>
+        <w:t xml:space="preserve">React </w:t>
+      </w:r>
+    </w:p>
+    <w:p>
+      <w:pPr>
+        <w:numPr>
+          <w:ilvl w:val="0"/>
+          <w:numId w:val="2"/>
+        </w:numPr>
+        <w:spacing w:before="100" w:beforeAutospacing="1" w:after="100" w:afterAutospacing="1" w:line="240" w:lineRule="auto"/>
+        <w:rPr>
+          <w:rFonts w:ascii="Times New Roman" w:eastAsia="Times New Roman" w:hAnsi="Times New Roman" w:cs="Times New Roman"/>
+          <w:kern w:val="0"/>
+          <w:lang w:val="en-US"/>
+          <w14:ligatures w14:val="none"/>
+        </w:rPr>
+      </w:pPr>
+      <w:r>
+        <w:rPr>
+          <w:rFonts w:ascii="Times New Roman" w:eastAsia="Times New Roman" w:hAnsi="Times New Roman" w:cs="Times New Roman"/>
+          <w:kern w:val="0"/>
+          <w:lang w:val="en-US"/>
+          <w14:ligatures w14:val="none"/>
+        </w:rPr>
+        <w:t xml:space="preserve">Next.js </w:t>
+      </w:r>
+    </w:p>
+    <w:p>
+      <w:pPr>
+        <w:numPr>
+          <w:ilvl w:val="0"/>
+          <w:numId w:val="2"/>
+        </w:numPr>
+        <w:spacing w:before="100" w:beforeAutospacing="1" w:after="100" w:afterAutospacing="1" w:line="240" w:lineRule="auto"/>
+        <w:rPr>
+          <w:rFonts w:ascii="Times New Roman" w:eastAsia="Times New Roman" w:hAnsi="Times New Roman" w:cs="Times New Roman"/>
+          <w:kern w:val="0"/>
+          <w:lang w:val="en-US"/>
+          <w14:ligatures w14:val="none"/>
+        </w:rPr>
+      </w:pPr>
+      <w:r>
+        <w:rPr>
+          <w:rFonts w:ascii="Times New Roman" w:eastAsia="Times New Roman" w:hAnsi="Times New Roman" w:cs="Times New Roman"/>
+          <w:kern w:val="0"/>
+          <w:lang w:val="en-US"/>
+          <w14:ligatures w14:val="none"/>
+        </w:rPr>
+        <w:t xml:space="preserve">Vue.js </w:t>
+      </w:r>
+    </w:p>
+    <w:p>
+      <w:pPr>
+        <w:numPr>
+          <w:ilvl w:val="0"/>
+          <w:numId w:val="2"/>
+        </w:numPr>
+        <w:spacing w:before="100" w:beforeAutospacing="1" w:after="100" w:afterAutospacing="1" w:line="240" w:lineRule="auto"/>
+        <w:rPr>
+          <w:rFonts w:ascii="Times New Roman" w:eastAsia="Times New Roman" w:hAnsi="Times New Roman" w:cs="Times New Roman"/>
+          <w:kern w:val="0"/>
+          <w:lang w:val="en-US"/>
+          <w14:ligatures w14:val="none"/>
+        </w:rPr>
+      </w:pPr>
+      <w:r>
+        <w:rPr>
+          <w:rFonts w:ascii="Times New Roman" w:eastAsia="Times New Roman" w:hAnsi="Times New Roman" w:cs="Times New Roman"/>
+          <w:kern w:val="0"/>
+          <w:lang w:val="en-US"/>
+          <w14:ligatures w14:val="none"/>
+        </w:rPr>
+        <w:t xml:space="preserve">HTML5 </w:t>
+      </w:r>
+    </w:p>
+    <w:p>
+      <w:pPr>
+        <w:numPr>
+          <w:ilvl w:val="0"/>
+          <w:numId w:val="2"/>
+        </w:numPr>
+        <w:spacing w:before="100" w:beforeAutospacing="1" w:after="100" w:afterAutospacing="1" w:line="240" w:lineRule="auto"/>
+        <w:rPr>
+          <w:rFonts w:ascii="Times New Roman" w:eastAsia="Times New Roman" w:hAnsi="Times New Roman" w:cs="Times New Roman"/>
+          <w:kern w:val="0"/>
+          <w:lang w:val="en-US"/>
+          <w14:ligatures w14:val="none"/>
+        </w:rPr>
+      </w:pPr>
+      <w:r>
+        <w:rPr>
+          <w:rFonts w:ascii="Times New Roman" w:eastAsia="Times New Roman" w:hAnsi="Times New Roman" w:cs="Times New Roman"/>
+          <w:kern w:val="0"/>
+          <w:lang w:val="en-US"/>
+          <w14:ligatures w14:val="none"/>
+        </w:rPr>
+        <w:t xml:space="preserve">CSS3 </w:t>
+      </w:r>
+    </w:p>
+    <w:p>
+      <w:pPr>
+        <w:numPr>
+          <w:ilvl w:val="0"/>
+          <w:numId w:val="2"/>
+        </w:numPr>
+        <w:spacing w:before="100" w:beforeAutospacing="1" w:after="100" w:afterAutospacing="1" w:line="240" w:lineRule="auto"/>
+        <w:rPr>
+          <w:rFonts w:ascii="Times New Roman" w:eastAsia="Times New Roman" w:hAnsi="Times New Roman" w:cs="Times New Roman"/>
+          <w:kern w:val="0"/>
+          <w:lang w:val="en-US"/>
+          <w14:ligatures w14:val="none"/>
+        </w:rPr>
+      </w:pPr>
+      <w:r>
+        <w:rPr>
+          <w:rFonts w:ascii="Times New Roman" w:eastAsia="Times New Roman" w:hAnsi="Times New Roman" w:cs="Times New Roman"/>
+          <w:kern w:val="0"/>
+          <w:lang w:val="en-US"/>
+          <w14:ligatures w14:val="none"/>
+        </w:rPr>
+        <w:t xml:space="preserve">Tailwind CSS </w:t>
+      </w:r>
+    </w:p>
+    <w:p>
+      <w:pPr>
+        <w:numPr>
+          <w:ilvl w:val="0"/>
+          <w:numId w:val="2"/>
+        </w:numPr>
+        <w:spacing w:before="100" w:beforeAutospacing="1" w:after="100" w:afterAutospacing="1" w:line="240" w:lineRule="auto"/>
+        <w:rPr>
+          <w:rFonts w:ascii="Times New Roman" w:eastAsia="Times New Roman" w:hAnsi="Times New Roman" w:cs="Times New Roman"/>
+          <w:kern w:val="0"/>
+          <w:lang w:val="en-US"/>
+          <w14:ligatures w14:val="none"/>
+        </w:rPr>
+      </w:pPr>
+      <w:r>
+        <w:rPr>
+          <w:rFonts w:ascii="Times New Roman" w:eastAsia="Times New Roman" w:hAnsi="Times New Roman" w:cs="Times New Roman"/>
+          <w:kern w:val="0"/>
+          <w:lang w:val="en-US"/>
+          <w14:ligatures w14:val="none"/>
+        </w:rPr>
+        <w:t xml:space="preserve">JavaScript </w:t>
+      </w:r>
+    </w:p>
+    <w:p>
+      <w:pPr>
+        <w:numPr>
+          <w:ilvl w:val="0"/>
+          <w:numId w:val="2"/>
+        </w:numPr>
+        <w:spacing w:before="100" w:beforeAutospacing="1" w:after="100" w:afterAutospacing="1" w:line="240" w:lineRule="auto"/>
+        <w:rPr>
+          <w:rFonts w:ascii="Times New Roman" w:eastAsia="Times New Roman" w:hAnsi="Times New Roman" w:cs="Times New Roman"/>
+          <w:kern w:val="0"/>
+          <w:lang w:val="en-US"/>
+          <w14:ligatures w14:val="none"/>
+        </w:rPr>
+      </w:pPr>
+      <w:r>
+        <w:rPr>
+          <w:rFonts w:ascii="Times New Roman" w:eastAsia="Times New Roman" w:hAnsi="Times New Roman" w:cs="Times New Roman"/>
+          <w:kern w:val="0"/>
+          <w:lang w:val="en-US"/>
+          <w14:ligatures w14:val="none"/>
+        </w:rPr>
+        <w:t xml:space="preserve">TypeScript </w:t>
+      </w:r>
+    </w:p>
+    <w:p>
+      <w:pPr>
+        <w:spacing w:before="100" w:beforeAutospacing="1" w:after="100" w:afterAutospacing="1" w:line="240" w:lineRule="auto"/>
+        <w:rPr>
+          <w:rFonts w:ascii="Times New Roman" w:eastAsia="Times New Roman" w:hAnsi="Times New Roman" w:cs="Times New Roman"/>
+          <w:kern w:val="0"/>
+          <w:lang w:val="en-US"/>
+          <w14:ligatures w14:val="none"/>
+        </w:rPr>
+      </w:pPr>
+      <w:r>
+        <w:rPr>
+          <w:rFonts w:ascii="Times New Roman" w:eastAsia="Times New Roman" w:hAnsi="Times New Roman" w:cs="Times New Roman"/>
+          <w:b/>
+          <w:bCs/>
+          <w:kern w:val="0"/>
+          <w:lang w:val="en-US"/>
+          <w14:ligatures w14:val="none"/>
+        </w:rPr>
+        <w:t>Backend</w:t>
+      </w:r>
+    </w:p>
+    <w:p>
+      <w:pPr>
+        <w:numPr>
+          <w:ilvl w:val="0"/>
+          <w:numId w:val="3"/>
+        </w:numPr>
+        <w:spacing w:before="100" w:beforeAutospacing="1" w:after="100" w:afterAutospacing="1" w:line="240" w:lineRule="auto"/>
+        <w:rPr>
+          <w:rFonts w:ascii="Times New Roman" w:eastAsia="Times New Roman" w:hAnsi="Times New Roman" w:cs="Times New Roman"/>
+          <w:kern w:val="0"/>
+          <w:lang w:val="en-US"/>
+          <w14:ligatures w14:val="none"/>
+        </w:rPr>
+      </w:pPr>
+      <w:r>
+        <w:rPr>
+          <w:rFonts w:ascii="Times New Roman" w:eastAsia="Times New Roman" w:hAnsi="Times New Roman" w:cs="Times New Roman"/>
+          <w:kern w:val="0"/>
+          <w:lang w:val="en-US"/>
+          <w14:ligatures w14:val="none"/>
+        </w:rPr>
+        <w:t xml:space="preserve">Node.js </w:t>
+      </w:r>
+    </w:p>
+    <w:p>
+      <w:pPr>
+        <w:numPr>
+          <w:ilvl w:val="0"/>
+          <w:numId w:val="3"/>
+        </w:numPr>
+        <w:spacing w:before="100" w:beforeAutospacing="1" w:after="100" w:afterAutospacing="1" w:line="240" w:lineRule="auto"/>
+        <w:rPr>
+          <w:rFonts w:ascii="Times New Roman" w:eastAsia="Times New Roman" w:hAnsi="Times New Roman" w:cs="Times New Roman"/>
+          <w:kern w:val="0"/>
+          <w:lang w:val="en-US"/>
+          <w14:ligatures w14:val="none"/>
+        </w:rPr>
+      </w:pPr>
+      <w:r>
+        <w:rPr>
+          <w:rFonts w:ascii="Times New Roman" w:eastAsia="Times New Roman" w:hAnsi="Times New Roman" w:cs="Times New Roman"/>
+          <w:kern w:val="0"/>
+          <w:lang w:val="en-US"/>
+          <w14:ligatures w14:val="none"/>
+        </w:rPr>
+        <w:t xml:space="preserve">Express.js </w:t>
+      </w:r>
+    </w:p>
+    <w:p>
+      <w:pPr>
+        <w:numPr>
+          <w:ilvl w:val="0"/>
+          <w:numId w:val="3"/>
+        </w:numPr>
+        <w:spacing w:before="100" w:beforeAutospacing="1" w:after="100" w:afterAutospacing="1" w:line="240" w:lineRule="auto"/>
+        <w:rPr>
+          <w:rFonts w:ascii="Times New Roman" w:eastAsia="Times New Roman" w:hAnsi="Times New Roman" w:cs="Times New Roman"/>
+          <w:kern w:val="0"/>
+          <w:lang w:val="en-US"/>
+          <w14:ligatures w14:val="none"/>
+        </w:rPr>
+      </w:pPr>
+      <w:r>
+        <w:rPr>
+          <w:rFonts w:ascii="Times New Roman" w:eastAsia="Times New Roman" w:hAnsi="Times New Roman" w:cs="Times New Roman"/>
+          <w:kern w:val="0"/>
+          <w:lang w:val="en-US"/>
+          <w14:ligatures w14:val="none"/>
+        </w:rPr>
+        <w:t xml:space="preserve">Laravel </w:t>
+      </w:r>
+    </w:p>
+    <w:p>
+      <w:pPr>
+        <w:numPr>
+          <w:ilvl w:val="0"/>
+          <w:numId w:val="3"/>
+        </w:numPr>
+        <w:spacing w:before="100" w:beforeAutospacing="1" w:after="100" w:afterAutospacing="1" w:line="240" w:lineRule="auto"/>
+        <w:rPr>
+          <w:rFonts w:ascii="Times New Roman" w:eastAsia="Times New Roman" w:hAnsi="Times New Roman" w:cs="Times New Roman"/>
+          <w:kern w:val="0"/>
+          <w:lang w:val="en-US"/>
+          <w14:ligatures w14:val="none"/>
+        </w:rPr>
+      </w:pPr>
+      <w:r>
+        <w:rPr>
+          <w:rFonts w:ascii="Times New Roman" w:eastAsia="Times New Roman" w:hAnsi="Times New Roman" w:cs="Times New Roman"/>
+          <w:kern w:val="0"/>
+          <w:lang w:val="en-US"/>
+          <w14:ligatures w14:val="none"/>
+        </w:rPr>
+        <w:t xml:space="preserve">Django </w:t>
+      </w:r>
+    </w:p>
+    <w:p>
+      <w:pPr>
+        <w:spacing w:before="100" w:beforeAutospacing="1" w:after="100" w:afterAutospacing="1" w:line="240" w:lineRule="auto"/>
+        <w:rPr>
+          <w:rFonts w:ascii="Times New Roman" w:eastAsia="Times New Roman" w:hAnsi="Times New Roman" w:cs="Times New Roman"/>
+          <w:kern w:val="0"/>
+          <w:lang w:val="en-US"/>
+          <w14:ligatures w14:val="none"/>
+        </w:rPr>
+      </w:pPr>
+      <w:r>
+        <w:rPr>
+          <w:rFonts w:ascii="Times New Roman" w:eastAsia="Times New Roman" w:hAnsi="Times New Roman" w:cs="Times New Roman"/>
+          <w:b/>
+          <w:bCs/>
+          <w:kern w:val="0"/>
+          <w:lang w:val="en-US"/>
+          <w14:ligatures w14:val="none"/>
+        </w:rPr>
+        <w:t>Databases</w:t>
+      </w:r>
+    </w:p>
+    <w:p>
+      <w:pPr>
+        <w:numPr>
+          <w:ilvl w:val="0"/>
+          <w:numId w:val="4"/>
+        </w:numPr>
+        <w:spacing w:before="100" w:beforeAutospacing="1" w:after="100" w:afterAutospacing="1" w:line="240" w:lineRule="auto"/>
+        <w:rPr>
+          <w:rFonts w:ascii="Times New Roman" w:eastAsia="Times New Roman" w:hAnsi="Times New Roman" w:cs="Times New Roman"/>
+          <w:kern w:val="0"/>
+          <w:lang w:val="en-US"/>
+          <w14:ligatures w14:val="none"/>
+        </w:rPr>
+      </w:pPr>
+      <w:r>
+        <w:rPr>
+          <w:rFonts w:ascii="Times New Roman" w:eastAsia="Times New Roman" w:hAnsi="Times New Roman" w:cs="Times New Roman"/>
+          <w:kern w:val="0"/>
+          <w:lang w:val="en-US"/>
+          <w14:ligatures w14:val="none"/>
+        </w:rPr>
+        <w:t xml:space="preserve">MySQL </w:t>
+      </w:r>
+    </w:p>
+    <w:p>
+      <w:pPr>
+        <w:numPr>
+          <w:ilvl w:val="0"/>
+          <w:numId w:val="4"/>
+        </w:numPr>
+        <w:spacing w:before="100" w:beforeAutospacing="1" w:after="100" w:afterAutospacing="1" w:line="240" w:lineRule="auto"/>
+        <w:rPr>
+          <w:rFonts w:ascii="Times New Roman" w:eastAsia="Times New Roman" w:hAnsi="Times New Roman" w:cs="Times New Roman"/>
+          <w:kern w:val="0"/>
+          <w:lang w:val="en-US"/>
+          <w14:ligatures w14:val="none"/>
+        </w:rPr>
+      </w:pPr>
+      <w:r>
+        <w:rPr>
+          <w:rFonts w:ascii="Times New Roman" w:eastAsia="Times New Roman" w:hAnsi="Times New Roman" w:cs="Times New Roman"/>
+          <w:kern w:val="0"/>
+          <w:lang w:val="en-US"/>
+          <w14:ligatures w14:val="none"/>
+        </w:rPr>
+        <w:t xml:space="preserve">PostgreSQL </w:t>
+      </w:r>
+    </w:p>
+    <w:p>
+      <w:pPr>
+        <w:numPr>
+          <w:ilvl w:val="0"/>
+          <w:numId w:val="4"/>
+        </w:numPr>
+        <w:spacing w:before="100" w:beforeAutospacing="1" w:after="100" w:afterAutospacing="1" w:line="240" w:lineRule="auto"/>
+        <w:rPr>
+          <w:rFonts w:ascii="Times New Roman" w:eastAsia="Times New Roman" w:hAnsi="Times New Roman" w:cs="Times New Roman"/>
+          <w:kern w:val="0"/>
+          <w:lang w:val="en-US"/>
+          <w14:ligatures w14:val="none"/>
+        </w:rPr>
+      </w:pPr>
+      <w:r>
+        <w:rPr>
+          <w:rFonts w:ascii="Times New Roman" w:eastAsia="Times New Roman" w:hAnsi="Times New Roman" w:cs="Times New Roman"/>
+          <w:kern w:val="0"/>
+          <w:lang w:val="en-US"/>
+          <w14:ligatures w14:val="none"/>
+        </w:rPr>
+        <w:t xml:space="preserve">MongoDB </w:t>
+      </w:r>
+    </w:p>
+    <w:p>
+      <w:pPr>
+        <w:numPr>
+          <w:ilvl w:val="0"/>
+          <w:numId w:val="4"/>
+        </w:numPr>
+        <w:spacing w:before="100" w:beforeAutospacing="1" w:after="100" w:afterAutospacing="1" w:line="240" w:lineRule="auto"/>
+        <w:rPr>
+          <w:rFonts w:ascii="Times New Roman" w:eastAsia="Times New Roman" w:hAnsi="Times New Roman" w:cs="Times New Roman"/>
+          <w:kern w:val="0"/>
+          <w:lang w:val="en-US"/>
+          <w14:ligatures w14:val="none"/>
+        </w:rPr>
+      </w:pPr>
+      <w:r>
+        <w:rPr>
+          <w:rFonts w:ascii="Times New Roman" w:eastAsia="Times New Roman" w:hAnsi="Times New Roman" w:cs="Times New Roman"/>
+          <w:kern w:val="0"/>
+          <w:lang w:val="en-US"/>
+          <w14:ligatures w14:val="none"/>
+        </w:rPr>
+        <w:t xml:space="preserve">Firebase </w:t>
+      </w:r>
+    </w:p>
+    <w:p>
+      <w:pPr>
+        <w:spacing w:before="100" w:beforeAutospacing="1" w:after="100" w:afterAutospacing="1" w:line="240" w:lineRule="auto"/>
+        <w:rPr>
+          <w:rFonts w:ascii="Times New Roman" w:eastAsia="Times New Roman" w:hAnsi="Times New Roman" w:cs="Times New Roman"/>
+          <w:kern w:val="0"/>
+          <w:lang w:val="en-US"/>
+          <w14:ligatures w14:val="none"/>
+        </w:rPr>
+      </w:pPr>
+      <w:r>
+        <w:rPr>
+          <w:rFonts w:ascii="Times New Roman" w:eastAsia="Times New Roman" w:hAnsi="Times New Roman" w:cs="Times New Roman"/>
+          <w:b/>
+          <w:bCs/>
+          <w:kern w:val="0"/>
+          <w:lang w:val="en-US"/>
+          <w14:ligatures w14:val="none"/>
+        </w:rPr>
+        <w:t>Cloud &amp; DevOps</w:t>
+      </w:r>
+    </w:p>
+    <w:p>
+      <w:pPr>
+        <w:numPr>
+          <w:ilvl w:val="0"/>
+          <w:numId w:val="5"/>
+        </w:numPr>
+        <w:spacing w:before="100" w:beforeAutospacing="1" w:after="100" w:afterAutospacing="1" w:line="240" w:lineRule="auto"/>
+        <w:rPr>
+          <w:rFonts w:ascii="Times New Roman" w:eastAsia="Times New Roman" w:hAnsi="Times New Roman" w:cs="Times New Roman"/>
+          <w:kern w:val="0"/>
+          <w:lang w:val="en-US"/>
+          <w14:ligatures w14:val="none"/>
+        </w:rPr>
+      </w:pPr>
+      <w:r>
+        <w:rPr>
+          <w:rFonts w:ascii="Times New Roman" w:eastAsia="Times New Roman" w:hAnsi="Times New Roman" w:cs="Times New Roman"/>
+          <w:kern w:val="0"/>
+          <w:lang w:val="en-US"/>
+          <w14:ligatures w14:val="none"/>
+        </w:rPr>
+        <w:lastRenderedPageBreak/>
+        <w:t xml:space="preserve">Docker </w:t>
+      </w:r>
+    </w:p>
+    <w:p>
+      <w:pPr>
+        <w:numPr>
+          <w:ilvl w:val="0"/>
+          <w:numId w:val="5"/>
+        </w:numPr>
+        <w:spacing w:before="100" w:beforeAutospacing="1" w:after="100" w:afterAutospacing="1" w:line="240" w:lineRule="auto"/>
+        <w:rPr>
+          <w:rFonts w:ascii="Times New Roman" w:eastAsia="Times New Roman" w:hAnsi="Times New Roman" w:cs="Times New Roman"/>
+          <w:kern w:val="0"/>
+          <w:lang w:val="en-US"/>
+          <w14:ligatures w14:val="none"/>
+        </w:rPr>
+      </w:pPr>
+      <w:proofErr w:type="spellStart"/>
+      <w:r>
+        <w:rPr>
+          <w:rFonts w:ascii="Times New Roman" w:eastAsia="Times New Roman" w:hAnsi="Times New Roman" w:cs="Times New Roman"/>
+          <w:kern w:val="0"/>
+          <w:lang w:val="en-US"/>
+          <w14:ligatures w14:val="none"/>
+        </w:rPr>
+        <w:t>Vercel</w:t>
+      </w:r>
+      <w:proofErr w:type="spellEnd"/>
+      <w:r>
+        <w:rPr>
+          <w:rFonts w:ascii="Times New Roman" w:eastAsia="Times New Roman" w:hAnsi="Times New Roman" w:cs="Times New Roman"/>
+          <w:kern w:val="0"/>
+          <w:lang w:val="en-US"/>
+          <w14:ligatures w14:val="none"/>
+        </w:rPr>
+        <w:t xml:space="preserve"> </w:t>
+      </w:r>
+    </w:p>
+    <w:p>
+      <w:pPr>
+        <w:numPr>
+          <w:ilvl w:val="0"/>
+          <w:numId w:val="5"/>
+        </w:numPr>
+        <w:spacing w:before="100" w:beforeAutospacing="1" w:after="100" w:afterAutospacing="1" w:line="240" w:lineRule="auto"/>
+        <w:rPr>
+          <w:rFonts w:ascii="Times New Roman" w:eastAsia="Times New Roman" w:hAnsi="Times New Roman" w:cs="Times New Roman"/>
+          <w:kern w:val="0"/>
+          <w:lang w:val="en-US"/>
+          <w14:ligatures w14:val="none"/>
+        </w:rPr>
+      </w:pPr>
+      <w:r>
+        <w:rPr>
+          <w:rFonts w:ascii="Times New Roman" w:eastAsia="Times New Roman" w:hAnsi="Times New Roman" w:cs="Times New Roman"/>
+          <w:kern w:val="0"/>
+          <w:lang w:val="en-US"/>
+          <w14:ligatures w14:val="none"/>
+        </w:rPr>
+        <w:t xml:space="preserve">Netlify </w:t>
+      </w:r>
+    </w:p>
+    <w:p>
+      <w:pPr>
+        <w:numPr>
+          <w:ilvl w:val="0"/>
+          <w:numId w:val="5"/>
+        </w:numPr>
+        <w:spacing w:before="100" w:beforeAutospacing="1" w:after="100" w:afterAutospacing="1" w:line="240" w:lineRule="auto"/>
+        <w:rPr>
+          <w:rFonts w:ascii="Times New Roman" w:eastAsia="Times New Roman" w:hAnsi="Times New Roman" w:cs="Times New Roman"/>
+          <w:kern w:val="0"/>
+          <w:lang w:val="en-US"/>
+          <w14:ligatures w14:val="none"/>
+        </w:rPr>
+      </w:pPr>
+      <w:r>
+        <w:rPr>
+          <w:rFonts w:ascii="Times New Roman" w:eastAsia="Times New Roman" w:hAnsi="Times New Roman" w:cs="Times New Roman"/>
+          <w:kern w:val="0"/>
+          <w:lang w:val="en-US"/>
+          <w14:ligatures w14:val="none"/>
+        </w:rPr>
+        <w:t xml:space="preserve">AWS </w:t>
+      </w:r>
+    </w:p>
+    <w:p>
+      <w:pPr>
+        <w:spacing w:before="100" w:beforeAutospacing="1" w:after="100" w:afterAutospacing="1" w:line="240" w:lineRule="auto"/>
+        <w:rPr>
+          <w:rFonts w:ascii="Times New Roman" w:eastAsia="Times New Roman" w:hAnsi="Times New Roman" w:cs="Times New Roman"/>
+          <w:kern w:val="0"/>
+          <w:lang w:val="en-US"/>
+          <w14:ligatures w14:val="none"/>
+        </w:rPr>
+      </w:pPr>
+      <w:r>
+        <w:rPr>
+          <w:rFonts w:ascii="Times New Roman" w:eastAsia="Times New Roman" w:hAnsi="Times New Roman" w:cs="Times New Roman"/>
+          <w:b/>
+          <w:bCs/>
+          <w:kern w:val="0"/>
+          <w:lang w:val="en-US"/>
+          <w14:ligatures w14:val="none"/>
+        </w:rPr>
+        <w:t>Tools</w:t>
+      </w:r>
+    </w:p>
+    <w:p>
+      <w:pPr>
+        <w:numPr>
+          <w:ilvl w:val="0"/>
+          <w:numId w:val="6"/>
+        </w:numPr>
+        <w:spacing w:before="100" w:beforeAutospacing="1" w:after="100" w:afterAutospacing="1" w:line="240" w:lineRule="auto"/>
+        <w:rPr>
+          <w:rFonts w:ascii="Times New Roman" w:eastAsia="Times New Roman" w:hAnsi="Times New Roman" w:cs="Times New Roman"/>
+          <w:kern w:val="0"/>
+          <w:lang w:val="en-US"/>
+          <w14:ligatures w14:val="none"/>
+        </w:rPr>
+      </w:pPr>
+      <w:r>
+        <w:rPr>
+          <w:rFonts w:ascii="Times New Roman" w:eastAsia="Times New Roman" w:hAnsi="Times New Roman" w:cs="Times New Roman"/>
+          <w:kern w:val="0"/>
+          <w:lang w:val="en-US"/>
+          <w14:ligatures w14:val="none"/>
+        </w:rPr>
+        <w:t xml:space="preserve">Git </w:t>
+      </w:r>
+    </w:p>
+    <w:p>
+      <w:pPr>
+        <w:numPr>
+          <w:ilvl w:val="0"/>
+          <w:numId w:val="6"/>
+        </w:numPr>
+        <w:spacing w:before="100" w:beforeAutospacing="1" w:after="100" w:afterAutospacing="1" w:line="240" w:lineRule="auto"/>
+        <w:rPr>
+          <w:rFonts w:ascii="Times New Roman" w:eastAsia="Times New Roman" w:hAnsi="Times New Roman" w:cs="Times New Roman"/>
+          <w:kern w:val="0"/>
+          <w:lang w:val="en-US"/>
+          <w14:ligatures w14:val="none"/>
+        </w:rPr>
+      </w:pPr>
+      <w:r>
+        <w:rPr>
+          <w:rFonts w:ascii="Times New Roman" w:eastAsia="Times New Roman" w:hAnsi="Times New Roman" w:cs="Times New Roman"/>
+          <w:kern w:val="0"/>
+          <w:lang w:val="en-US"/>
+          <w14:ligatures w14:val="none"/>
+        </w:rPr>
+        <w:t xml:space="preserve">Figma </w:t>
+      </w:r>
+    </w:p>
+    <w:p>
+      <w:pPr>
+        <w:numPr>
+          <w:ilvl w:val="0"/>
+          <w:numId w:val="6"/>
+        </w:numPr>
+        <w:spacing w:before="100" w:beforeAutospacing="1" w:after="100" w:afterAutospacing="1" w:line="240" w:lineRule="auto"/>
+        <w:rPr>
+          <w:rFonts w:ascii="Times New Roman" w:eastAsia="Times New Roman" w:hAnsi="Times New Roman" w:cs="Times New Roman"/>
+          <w:kern w:val="0"/>
+          <w:lang w:val="en-US"/>
+          <w14:ligatures w14:val="none"/>
+        </w:rPr>
+      </w:pPr>
+      <w:r>
+        <w:rPr>
+          <w:rFonts w:ascii="Times New Roman" w:eastAsia="Times New Roman" w:hAnsi="Times New Roman" w:cs="Times New Roman"/>
+          <w:kern w:val="0"/>
+          <w:lang w:val="en-US"/>
+          <w14:ligatures w14:val="none"/>
+        </w:rPr>
+        <w:t xml:space="preserve">Postman </w:t>
+      </w:r>
+    </w:p>
+    <w:p>
+      <w:pPr>
+        <w:numPr>
+          <w:ilvl w:val="0"/>
+          <w:numId w:val="6"/>
+        </w:numPr>
+        <w:spacing w:before="100" w:beforeAutospacing="1" w:after="100" w:afterAutospacing="1" w:line="240" w:lineRule="auto"/>
+        <w:rPr>
+          <w:rFonts w:ascii="Times New Roman" w:eastAsia="Times New Roman" w:hAnsi="Times New Roman" w:cs="Times New Roman"/>
+          <w:kern w:val="0"/>
+          <w:lang w:val="en-US"/>
+          <w14:ligatures w14:val="none"/>
+        </w:rPr>
+      </w:pPr>
+      <w:r>
+        <w:rPr>
+          <w:rFonts w:ascii="Times New Roman" w:eastAsia="Times New Roman" w:hAnsi="Times New Roman" w:cs="Times New Roman"/>
+          <w:kern w:val="0"/>
+          <w:lang w:val="en-US"/>
+          <w14:ligatures w14:val="none"/>
+        </w:rPr>
+        <w:t xml:space="preserve">Jira </w:t>
+      </w:r>
+    </w:p>
+    <w:p>
+      <w:pPr>
+        <w:spacing w:before="100" w:beforeAutospacing="1" w:after="100" w:afterAutospacing="1" w:line="240" w:lineRule="auto"/>
+        <w:outlineLvl w:val="1"/>
+        <w:rPr>
+          <w:rFonts w:ascii="Times New Roman" w:eastAsia="Times New Roman" w:hAnsi="Times New Roman" w:cs="Times New Roman"/>
+          <w:b/>
+          <w:bCs/>
+          <w:kern w:val="0"/>
           <w:sz w:val="36"/>
           <w:szCs w:val="36"/>
           <w:lang w:val="en-US"/>
@@ -320,229 +1018,20 @@
           <w:lang w:val="en-US"/>
           <w14:ligatures w14:val="none"/>
         </w:rPr>
-        <w:t>Technical Skills</w:t>
-      </w:r>
-    </w:p>
-    <w:p>
-      <w:pPr>
-        <w:spacing w:before="100" w:beforeAutospacing="1" w:after="100" w:afterAutospacing="1" w:line="240" w:lineRule="auto"/>
-        <w:rPr>
-          <w:rFonts w:ascii="Times New Roman" w:eastAsia="Times New Roman" w:hAnsi="Times New Roman" w:cs="Times New Roman"/>
-          <w:kern w:val="0"/>
-          <w:lang w:val="en-US"/>
-          <w14:ligatures w14:val="none"/>
-        </w:rPr>
-      </w:pPr>
-      <w:r>
+        <w:t>Professional Experience</w:t>
+      </w:r>
+    </w:p>
+    <w:p>
+      <w:pPr>
+        <w:spacing w:before="100" w:beforeAutospacing="1" w:after="100" w:afterAutospacing="1" w:line="240" w:lineRule="auto"/>
+        <w:outlineLvl w:val="2"/>
         <w:rPr>
           <w:rFonts w:ascii="Times New Roman" w:eastAsia="Times New Roman" w:hAnsi="Times New Roman" w:cs="Times New Roman"/>
           <w:b/>
           <w:bCs/>
           <w:kern w:val="0"/>
-          <w:lang w:val="en-US"/>
-          <w14:ligatures w14:val="none"/>
-        </w:rPr>
-        <w:t>Frontend</w:t>
-      </w:r>
-    </w:p>
-    <w:p>
-      <w:pPr>
-        <w:numPr>
-          <w:ilvl w:val="0"/>
-          <w:numId w:val="2"/>
-        </w:numPr>
-        <w:spacing w:before="100" w:beforeAutospacing="1" w:after="100" w:afterAutospacing="1" w:line="240" w:lineRule="auto"/>
-        <w:rPr>
-          <w:rFonts w:ascii="Times New Roman" w:eastAsia="Times New Roman" w:hAnsi="Times New Roman" w:cs="Times New Roman"/>
-          <w:kern w:val="0"/>
-          <w:lang w:val="en-US"/>
-          <w14:ligatures w14:val="none"/>
-        </w:rPr>
-      </w:pPr>
-      <w:r>
-        <w:rPr>
-          <w:rFonts w:ascii="Times New Roman" w:eastAsia="Times New Roman" w:hAnsi="Times New Roman" w:cs="Times New Roman"/>
-          <w:kern w:val="0"/>
-          <w:lang w:val="en-US"/>
-          <w14:ligatures w14:val="none"/>
-        </w:rPr>
-        <w:t xml:space="preserve">React </w:t>
-      </w:r>
-    </w:p>
-    <w:p>
-      <w:pPr>
-        <w:numPr>
-          <w:ilvl w:val="0"/>
-          <w:numId w:val="2"/>
-        </w:numPr>
-        <w:spacing w:before="100" w:beforeAutospacing="1" w:after="100" w:afterAutospacing="1" w:line="240" w:lineRule="auto"/>
-        <w:rPr>
-          <w:rFonts w:ascii="Times New Roman" w:eastAsia="Times New Roman" w:hAnsi="Times New Roman" w:cs="Times New Roman"/>
-          <w:kern w:val="0"/>
-          <w:lang w:val="en-US"/>
-          <w14:ligatures w14:val="none"/>
-        </w:rPr>
-      </w:pPr>
-      <w:r>
-        <w:rPr>
-          <w:rFonts w:ascii="Times New Roman" w:eastAsia="Times New Roman" w:hAnsi="Times New Roman" w:cs="Times New Roman"/>
-          <w:kern w:val="0"/>
-          <w:lang w:val="en-US"/>
-          <w14:ligatures w14:val="none"/>
-        </w:rPr>
-        <w:t xml:space="preserve">Next.js </w:t>
-      </w:r>
-    </w:p>
-    <w:p>
-      <w:pPr>
-        <w:numPr>
-          <w:ilvl w:val="0"/>
-          <w:numId w:val="2"/>
-        </w:numPr>
-        <w:spacing w:before="100" w:beforeAutospacing="1" w:after="100" w:afterAutospacing="1" w:line="240" w:lineRule="auto"/>
-        <w:rPr>
-          <w:rFonts w:ascii="Times New Roman" w:eastAsia="Times New Roman" w:hAnsi="Times New Roman" w:cs="Times New Roman"/>
-          <w:kern w:val="0"/>
-          <w:lang w:val="en-US"/>
-          <w14:ligatures w14:val="none"/>
-        </w:rPr>
-      </w:pPr>
-      <w:r>
-        <w:rPr>
-          <w:rFonts w:ascii="Times New Roman" w:eastAsia="Times New Roman" w:hAnsi="Times New Roman" w:cs="Times New Roman"/>
-          <w:kern w:val="0"/>
-          <w:lang w:val="en-US"/>
-          <w14:ligatures w14:val="none"/>
-        </w:rPr>
-        <w:t xml:space="preserve">Vue.js </w:t>
-      </w:r>
-    </w:p>
-    <w:p>
-      <w:pPr>
-        <w:numPr>
-          <w:ilvl w:val="0"/>
-          <w:numId w:val="2"/>
-        </w:numPr>
-        <w:spacing w:before="100" w:beforeAutospacing="1" w:after="100" w:afterAutospacing="1" w:line="240" w:lineRule="auto"/>
-        <w:rPr>
-          <w:rFonts w:ascii="Times New Roman" w:eastAsia="Times New Roman" w:hAnsi="Times New Roman" w:cs="Times New Roman"/>
-          <w:kern w:val="0"/>
-          <w:lang w:val="en-US"/>
-          <w14:ligatures w14:val="none"/>
-        </w:rPr>
-      </w:pPr>
-      <w:r>
-        <w:rPr>
-          <w:rFonts w:ascii="Times New Roman" w:eastAsia="Times New Roman" w:hAnsi="Times New Roman" w:cs="Times New Roman"/>
-          <w:kern w:val="0"/>
-          <w:lang w:val="en-US"/>
-          <w14:ligatures w14:val="none"/>
-        </w:rPr>
-        <w:t xml:space="preserve">HTML5 </w:t>
-      </w:r>
-    </w:p>
-    <w:p>
-      <w:pPr>
-        <w:numPr>
-          <w:ilvl w:val="0"/>
-          <w:numId w:val="2"/>
-        </w:numPr>
-        <w:spacing w:before="100" w:beforeAutospacing="1" w:after="100" w:afterAutospacing="1" w:line="240" w:lineRule="auto"/>
-        <w:rPr>
-          <w:rFonts w:ascii="Times New Roman" w:eastAsia="Times New Roman" w:hAnsi="Times New Roman" w:cs="Times New Roman"/>
-          <w:kern w:val="0"/>
-          <w:lang w:val="en-US"/>
-          <w14:ligatures w14:val="none"/>
-        </w:rPr>
-      </w:pPr>
-      <w:r>
-        <w:rPr>
-          <w:rFonts w:ascii="Times New Roman" w:eastAsia="Times New Roman" w:hAnsi="Times New Roman" w:cs="Times New Roman"/>
-          <w:kern w:val="0"/>
-          <w:lang w:val="en-US"/>
-          <w14:ligatures w14:val="none"/>
-        </w:rPr>
-        <w:t xml:space="preserve">CSS3 </w:t>
-      </w:r>
-    </w:p>
-    <w:p>
-      <w:pPr>
-        <w:numPr>
-          <w:ilvl w:val="0"/>
-          <w:numId w:val="2"/>
-        </w:numPr>
-        <w:spacing w:before="100" w:beforeAutospacing="1" w:after="100" w:afterAutospacing="1" w:line="240" w:lineRule="auto"/>
-        <w:rPr>
-          <w:rFonts w:ascii="Times New Roman" w:eastAsia="Times New Roman" w:hAnsi="Times New Roman" w:cs="Times New Roman"/>
-          <w:kern w:val="0"/>
-          <w:lang w:val="en-US"/>
-          <w14:ligatures w14:val="none"/>
-        </w:rPr>
-      </w:pPr>
-      <w:r>
-        <w:rPr>
-          <w:rFonts w:ascii="Times New Roman" w:eastAsia="Times New Roman" w:hAnsi="Times New Roman" w:cs="Times New Roman"/>
-          <w:kern w:val="0"/>
-          <w:lang w:val="en-US"/>
-          <w14:ligatures w14:val="none"/>
-        </w:rPr>
-        <w:t xml:space="preserve">Tailwind CSS </w:t>
-      </w:r>
-    </w:p>
-    <w:p>
-      <w:pPr>
-        <w:numPr>
-          <w:ilvl w:val="0"/>
-          <w:numId w:val="2"/>
-        </w:numPr>
-        <w:spacing w:before="100" w:beforeAutospacing="1" w:after="100" w:afterAutospacing="1" w:line="240" w:lineRule="auto"/>
-        <w:rPr>
-          <w:rFonts w:ascii="Times New Roman" w:eastAsia="Times New Roman" w:hAnsi="Times New Roman" w:cs="Times New Roman"/>
-          <w:kern w:val="0"/>
-          <w:lang w:val="en-US"/>
-          <w14:ligatures w14:val="none"/>
-        </w:rPr>
-      </w:pPr>
-      <w:r>
-        <w:rPr>
-          <w:rFonts w:ascii="Times New Roman" w:eastAsia="Times New Roman" w:hAnsi="Times New Roman" w:cs="Times New Roman"/>
-          <w:kern w:val="0"/>
-          <w:lang w:val="en-US"/>
-          <w14:ligatures w14:val="none"/>
-        </w:rPr>
-        <w:t xml:space="preserve">JavaScript </w:t>
-      </w:r>
-    </w:p>
-    <w:p>
-      <w:pPr>
-        <w:numPr>
-          <w:ilvl w:val="0"/>
-          <w:numId w:val="2"/>
-        </w:numPr>
-        <w:spacing w:before="100" w:beforeAutospacing="1" w:after="100" w:afterAutospacing="1" w:line="240" w:lineRule="auto"/>
-        <w:rPr>
-          <w:rFonts w:ascii="Times New Roman" w:eastAsia="Times New Roman" w:hAnsi="Times New Roman" w:cs="Times New Roman"/>
-          <w:kern w:val="0"/>
-          <w:lang w:val="en-US"/>
-          <w14:ligatures w14:val="none"/>
-        </w:rPr>
-      </w:pPr>
-      <w:r>
-        <w:rPr>
-          <w:rFonts w:ascii="Times New Roman" w:eastAsia="Times New Roman" w:hAnsi="Times New Roman" w:cs="Times New Roman"/>
-          <w:kern w:val="0"/>
-          <w:lang w:val="en-US"/>
-          <w14:ligatures w14:val="none"/>
-        </w:rPr>
-        <w:t xml:space="preserve">TypeScript </w:t>
-      </w:r>
-    </w:p>
-    <w:p>
-      <w:pPr>
-        <w:spacing w:before="100" w:beforeAutospacing="1" w:after="100" w:afterAutospacing="1" w:line="240" w:lineRule="auto"/>
-        <w:rPr>
-          <w:rFonts w:ascii="Times New Roman" w:eastAsia="Times New Roman" w:hAnsi="Times New Roman" w:cs="Times New Roman"/>
-          <w:kern w:val="0"/>
+          <w:sz w:val="27"/>
+          <w:szCs w:val="27"/>
           <w:lang w:val="en-US"/>
           <w14:ligatures w14:val="none"/>
         </w:rPr>
@@ -553,233 +1042,175 @@
           <w:b/>
           <w:bCs/>
           <w:kern w:val="0"/>
-          <w:lang w:val="en-US"/>
-          <w14:ligatures w14:val="none"/>
-        </w:rPr>
-        <w:t>Backend</w:t>
-      </w:r>
-    </w:p>
-    <w:p>
-      <w:pPr>
-        <w:numPr>
-          <w:ilvl w:val="0"/>
-          <w:numId w:val="3"/>
-        </w:numPr>
-        <w:spacing w:before="100" w:beforeAutospacing="1" w:after="100" w:afterAutospacing="1" w:line="240" w:lineRule="auto"/>
-        <w:rPr>
-          <w:rFonts w:ascii="Times New Roman" w:eastAsia="Times New Roman" w:hAnsi="Times New Roman" w:cs="Times New Roman"/>
-          <w:kern w:val="0"/>
-          <w:lang w:val="en-US"/>
-          <w14:ligatures w14:val="none"/>
-        </w:rPr>
-      </w:pPr>
-      <w:r>
-        <w:rPr>
-          <w:rFonts w:ascii="Times New Roman" w:eastAsia="Times New Roman" w:hAnsi="Times New Roman" w:cs="Times New Roman"/>
-          <w:kern w:val="0"/>
-          <w:lang w:val="en-US"/>
-          <w14:ligatures w14:val="none"/>
-        </w:rPr>
-        <w:t xml:space="preserve">Node.js </w:t>
-      </w:r>
-    </w:p>
-    <w:p>
-      <w:pPr>
-        <w:numPr>
-          <w:ilvl w:val="0"/>
-          <w:numId w:val="3"/>
-        </w:numPr>
-        <w:spacing w:before="100" w:beforeAutospacing="1" w:after="100" w:afterAutospacing="1" w:line="240" w:lineRule="auto"/>
-        <w:rPr>
-          <w:rFonts w:ascii="Times New Roman" w:eastAsia="Times New Roman" w:hAnsi="Times New Roman" w:cs="Times New Roman"/>
-          <w:kern w:val="0"/>
-          <w:lang w:val="en-US"/>
-          <w14:ligatures w14:val="none"/>
-        </w:rPr>
-      </w:pPr>
-      <w:r>
-        <w:rPr>
-          <w:rFonts w:ascii="Times New Roman" w:eastAsia="Times New Roman" w:hAnsi="Times New Roman" w:cs="Times New Roman"/>
-          <w:kern w:val="0"/>
-          <w:lang w:val="en-US"/>
-          <w14:ligatures w14:val="none"/>
-        </w:rPr>
-        <w:t xml:space="preserve">Express.js </w:t>
-      </w:r>
-    </w:p>
-    <w:p>
-      <w:pPr>
-        <w:numPr>
-          <w:ilvl w:val="0"/>
-          <w:numId w:val="3"/>
-        </w:numPr>
-        <w:spacing w:before="100" w:beforeAutospacing="1" w:after="100" w:afterAutospacing="1" w:line="240" w:lineRule="auto"/>
-        <w:rPr>
-          <w:rFonts w:ascii="Times New Roman" w:eastAsia="Times New Roman" w:hAnsi="Times New Roman" w:cs="Times New Roman"/>
-          <w:kern w:val="0"/>
-          <w:lang w:val="en-US"/>
-          <w14:ligatures w14:val="none"/>
-        </w:rPr>
-      </w:pPr>
-      <w:r>
-        <w:rPr>
-          <w:rFonts w:ascii="Times New Roman" w:eastAsia="Times New Roman" w:hAnsi="Times New Roman" w:cs="Times New Roman"/>
-          <w:kern w:val="0"/>
-          <w:lang w:val="en-US"/>
-          <w14:ligatures w14:val="none"/>
-        </w:rPr>
-        <w:t xml:space="preserve">Laravel </w:t>
-      </w:r>
-    </w:p>
-    <w:p>
-      <w:pPr>
-        <w:numPr>
-          <w:ilvl w:val="0"/>
-          <w:numId w:val="3"/>
-        </w:numPr>
-        <w:spacing w:before="100" w:beforeAutospacing="1" w:after="100" w:afterAutospacing="1" w:line="240" w:lineRule="auto"/>
-        <w:rPr>
-          <w:rFonts w:ascii="Times New Roman" w:eastAsia="Times New Roman" w:hAnsi="Times New Roman" w:cs="Times New Roman"/>
-          <w:kern w:val="0"/>
-          <w:lang w:val="en-US"/>
-          <w14:ligatures w14:val="none"/>
-        </w:rPr>
-      </w:pPr>
-      <w:r>
-        <w:rPr>
-          <w:rFonts w:ascii="Times New Roman" w:eastAsia="Times New Roman" w:hAnsi="Times New Roman" w:cs="Times New Roman"/>
-          <w:kern w:val="0"/>
-          <w:lang w:val="en-US"/>
-          <w14:ligatures w14:val="none"/>
-        </w:rPr>
-        <w:t xml:space="preserve">Django </w:t>
-      </w:r>
-    </w:p>
-    <w:p>
-      <w:pPr>
-        <w:spacing w:before="100" w:beforeAutospacing="1" w:after="100" w:afterAutospacing="1" w:line="240" w:lineRule="auto"/>
-        <w:rPr>
-          <w:rFonts w:ascii="Times New Roman" w:eastAsia="Times New Roman" w:hAnsi="Times New Roman" w:cs="Times New Roman"/>
-          <w:kern w:val="0"/>
-          <w:lang w:val="en-US"/>
-          <w14:ligatures w14:val="none"/>
-        </w:rPr>
-      </w:pPr>
-      <w:r>
+          <w:sz w:val="27"/>
+          <w:szCs w:val="27"/>
+          <w:lang w:val="en-US"/>
+          <w14:ligatures w14:val="none"/>
+        </w:rPr>
+        <w:t>Full Stack Developer</w:t>
+      </w:r>
+    </w:p>
+    <w:p>
+      <w:pPr>
+        <w:spacing w:before="100" w:beforeAutospacing="1" w:after="100" w:afterAutospacing="1" w:line="240" w:lineRule="auto"/>
+        <w:rPr>
+          <w:rFonts w:ascii="Times New Roman" w:eastAsia="Times New Roman" w:hAnsi="Times New Roman" w:cs="Times New Roman"/>
+          <w:kern w:val="0"/>
+          <w:lang w:val="en-US"/>
+          <w14:ligatures w14:val="none"/>
+        </w:rPr>
+      </w:pPr>
+      <w:r>
+        <w:rPr>
+          <w:rFonts w:ascii="Times New Roman" w:eastAsia="Times New Roman" w:hAnsi="Times New Roman" w:cs="Times New Roman"/>
+          <w:kern w:val="0"/>
+          <w:lang w:val="en-US"/>
+          <w14:ligatures w14:val="none"/>
+        </w:rPr>
+        <w:t>Digital Spark Ghana</w:t>
+      </w:r>
+      <w:r>
+        <w:rPr>
+          <w:rFonts w:ascii="Times New Roman" w:eastAsia="Times New Roman" w:hAnsi="Times New Roman" w:cs="Times New Roman"/>
+          <w:kern w:val="0"/>
+          <w:lang w:val="en-US"/>
+          <w14:ligatures w14:val="none"/>
+        </w:rPr>
+        <w:br/>
+        <w:t>March 2022 – Present</w:t>
+      </w:r>
+    </w:p>
+    <w:p>
+      <w:pPr>
+        <w:numPr>
+          <w:ilvl w:val="0"/>
+          <w:numId w:val="7"/>
+        </w:numPr>
+        <w:spacing w:before="100" w:beforeAutospacing="1" w:after="100" w:afterAutospacing="1" w:line="240" w:lineRule="auto"/>
+        <w:rPr>
+          <w:rFonts w:ascii="Times New Roman" w:eastAsia="Times New Roman" w:hAnsi="Times New Roman" w:cs="Times New Roman"/>
+          <w:kern w:val="0"/>
+          <w:lang w:val="en-US"/>
+          <w14:ligatures w14:val="none"/>
+        </w:rPr>
+      </w:pPr>
+      <w:r>
+        <w:rPr>
+          <w:rFonts w:ascii="Times New Roman" w:eastAsia="Times New Roman" w:hAnsi="Times New Roman" w:cs="Times New Roman"/>
+          <w:kern w:val="0"/>
+          <w:lang w:val="en-US"/>
+          <w14:ligatures w14:val="none"/>
+        </w:rPr>
+        <w:t xml:space="preserve">Developed enterprise web applications using React and Node.js. </w:t>
+      </w:r>
+    </w:p>
+    <w:p>
+      <w:pPr>
+        <w:numPr>
+          <w:ilvl w:val="0"/>
+          <w:numId w:val="7"/>
+        </w:numPr>
+        <w:spacing w:before="100" w:beforeAutospacing="1" w:after="100" w:afterAutospacing="1" w:line="240" w:lineRule="auto"/>
+        <w:rPr>
+          <w:rFonts w:ascii="Times New Roman" w:eastAsia="Times New Roman" w:hAnsi="Times New Roman" w:cs="Times New Roman"/>
+          <w:kern w:val="0"/>
+          <w:lang w:val="en-US"/>
+          <w14:ligatures w14:val="none"/>
+        </w:rPr>
+      </w:pPr>
+      <w:r>
+        <w:rPr>
+          <w:rFonts w:ascii="Times New Roman" w:eastAsia="Times New Roman" w:hAnsi="Times New Roman" w:cs="Times New Roman"/>
+          <w:kern w:val="0"/>
+          <w:lang w:val="en-US"/>
+          <w14:ligatures w14:val="none"/>
+        </w:rPr>
+        <w:t xml:space="preserve">Built secure authentication systems using JWT. </w:t>
+      </w:r>
+    </w:p>
+    <w:p>
+      <w:pPr>
+        <w:numPr>
+          <w:ilvl w:val="0"/>
+          <w:numId w:val="7"/>
+        </w:numPr>
+        <w:spacing w:before="100" w:beforeAutospacing="1" w:after="100" w:afterAutospacing="1" w:line="240" w:lineRule="auto"/>
+        <w:rPr>
+          <w:rFonts w:ascii="Times New Roman" w:eastAsia="Times New Roman" w:hAnsi="Times New Roman" w:cs="Times New Roman"/>
+          <w:kern w:val="0"/>
+          <w:lang w:val="en-US"/>
+          <w14:ligatures w14:val="none"/>
+        </w:rPr>
+      </w:pPr>
+      <w:r>
+        <w:rPr>
+          <w:rFonts w:ascii="Times New Roman" w:eastAsia="Times New Roman" w:hAnsi="Times New Roman" w:cs="Times New Roman"/>
+          <w:kern w:val="0"/>
+          <w:lang w:val="en-US"/>
+          <w14:ligatures w14:val="none"/>
+        </w:rPr>
+        <w:t xml:space="preserve">Improved website performance by 40%. </w:t>
+      </w:r>
+    </w:p>
+    <w:p>
+      <w:pPr>
+        <w:numPr>
+          <w:ilvl w:val="0"/>
+          <w:numId w:val="7"/>
+        </w:numPr>
+        <w:spacing w:before="100" w:beforeAutospacing="1" w:after="100" w:afterAutospacing="1" w:line="240" w:lineRule="auto"/>
+        <w:rPr>
+          <w:rFonts w:ascii="Times New Roman" w:eastAsia="Times New Roman" w:hAnsi="Times New Roman" w:cs="Times New Roman"/>
+          <w:kern w:val="0"/>
+          <w:lang w:val="en-US"/>
+          <w14:ligatures w14:val="none"/>
+        </w:rPr>
+      </w:pPr>
+      <w:r>
+        <w:rPr>
+          <w:rFonts w:ascii="Times New Roman" w:eastAsia="Times New Roman" w:hAnsi="Times New Roman" w:cs="Times New Roman"/>
+          <w:kern w:val="0"/>
+          <w:lang w:val="en-US"/>
+          <w14:ligatures w14:val="none"/>
+        </w:rPr>
+        <w:t xml:space="preserve">Integrated payment gateways and notification systems. </w:t>
+      </w:r>
+    </w:p>
+    <w:p>
+      <w:pPr>
+        <w:numPr>
+          <w:ilvl w:val="0"/>
+          <w:numId w:val="7"/>
+        </w:numPr>
+        <w:spacing w:before="100" w:beforeAutospacing="1" w:after="100" w:afterAutospacing="1" w:line="240" w:lineRule="auto"/>
+        <w:rPr>
+          <w:rFonts w:ascii="Times New Roman" w:eastAsia="Times New Roman" w:hAnsi="Times New Roman" w:cs="Times New Roman"/>
+          <w:kern w:val="0"/>
+          <w:lang w:val="en-US"/>
+          <w14:ligatures w14:val="none"/>
+        </w:rPr>
+      </w:pPr>
+      <w:r>
+        <w:rPr>
+          <w:rFonts w:ascii="Times New Roman" w:eastAsia="Times New Roman" w:hAnsi="Times New Roman" w:cs="Times New Roman"/>
+          <w:kern w:val="0"/>
+          <w:lang w:val="en-US"/>
+          <w14:ligatures w14:val="none"/>
+        </w:rPr>
+        <w:t xml:space="preserve">Collaborated with UI/UX designers and product managers. </w:t>
+      </w:r>
+    </w:p>
+    <w:p>
+      <w:pPr>
+        <w:spacing w:before="100" w:beforeAutospacing="1" w:after="100" w:afterAutospacing="1" w:line="240" w:lineRule="auto"/>
+        <w:outlineLvl w:val="2"/>
         <w:rPr>
           <w:rFonts w:ascii="Times New Roman" w:eastAsia="Times New Roman" w:hAnsi="Times New Roman" w:cs="Times New Roman"/>
           <w:b/>
           <w:bCs/>
           <w:kern w:val="0"/>
-          <w:lang w:val="en-US"/>
-          <w14:ligatures w14:val="none"/>
-        </w:rPr>
-        <w:t>Databases</w:t>
-      </w:r>
-    </w:p>
-    <w:p>
-      <w:pPr>
-        <w:numPr>
-          <w:ilvl w:val="0"/>
-          <w:numId w:val="4"/>
-        </w:numPr>
-        <w:spacing w:before="100" w:beforeAutospacing="1" w:after="100" w:afterAutospacing="1" w:line="240" w:lineRule="auto"/>
-        <w:rPr>
-          <w:rFonts w:ascii="Times New Roman" w:eastAsia="Times New Roman" w:hAnsi="Times New Roman" w:cs="Times New Roman"/>
-          <w:kern w:val="0"/>
-          <w:lang w:val="en-US"/>
-          <w14:ligatures w14:val="none"/>
-        </w:rPr>
-      </w:pPr>
-      <w:r>
-        <w:rPr>
-          <w:rFonts w:ascii="Times New Roman" w:eastAsia="Times New Roman" w:hAnsi="Times New Roman" w:cs="Times New Roman"/>
-          <w:kern w:val="0"/>
-          <w:lang w:val="en-US"/>
-          <w14:ligatures w14:val="none"/>
-        </w:rPr>
-        <w:t xml:space="preserve">MySQL </w:t>
-      </w:r>
-    </w:p>
-    <w:p>
-      <w:pPr>
-        <w:numPr>
-          <w:ilvl w:val="0"/>
-          <w:numId w:val="4"/>
-        </w:numPr>
-        <w:spacing w:before="100" w:beforeAutospacing="1" w:after="100" w:afterAutospacing="1" w:line="240" w:lineRule="auto"/>
-        <w:rPr>
-          <w:rFonts w:ascii="Times New Roman" w:eastAsia="Times New Roman" w:hAnsi="Times New Roman" w:cs="Times New Roman"/>
-          <w:kern w:val="0"/>
-          <w:lang w:val="en-US"/>
-          <w14:ligatures w14:val="none"/>
-        </w:rPr>
-      </w:pPr>
-      <w:r>
-        <w:rPr>
-          <w:rFonts w:ascii="Times New Roman" w:eastAsia="Times New Roman" w:hAnsi="Times New Roman" w:cs="Times New Roman"/>
-          <w:kern w:val="0"/>
-          <w:lang w:val="en-US"/>
-          <w14:ligatures w14:val="none"/>
-        </w:rPr>
-        <w:t xml:space="preserve">PostgreSQL </w:t>
-      </w:r>
-    </w:p>
-    <w:p>
-      <w:pPr>
-        <w:numPr>
-          <w:ilvl w:val="0"/>
-          <w:numId w:val="4"/>
-        </w:numPr>
-        <w:spacing w:before="100" w:beforeAutospacing="1" w:after="100" w:afterAutospacing="1" w:line="240" w:lineRule="auto"/>
-        <w:rPr>
-          <w:rFonts w:ascii="Times New Roman" w:eastAsia="Times New Roman" w:hAnsi="Times New Roman" w:cs="Times New Roman"/>
-          <w:kern w:val="0"/>
-          <w:lang w:val="en-US"/>
-          <w14:ligatures w14:val="none"/>
-        </w:rPr>
-      </w:pPr>
-      <w:r>
-        <w:rPr>
-          <w:rFonts w:ascii="Times New Roman" w:eastAsia="Times New Roman" w:hAnsi="Times New Roman" w:cs="Times New Roman"/>
-          <w:kern w:val="0"/>
-          <w:lang w:val="en-US"/>
-          <w14:ligatures w14:val="none"/>
-        </w:rPr>
-        <w:t xml:space="preserve">MongoDB </w:t>
-      </w:r>
-    </w:p>
-    <w:p>
-      <w:pPr>
-        <w:numPr>
-          <w:ilvl w:val="0"/>
-          <w:numId w:val="4"/>
-        </w:numPr>
-        <w:spacing w:before="100" w:beforeAutospacing="1" w:after="100" w:afterAutospacing="1" w:line="240" w:lineRule="auto"/>
-        <w:rPr>
-          <w:rFonts w:ascii="Times New Roman" w:eastAsia="Times New Roman" w:hAnsi="Times New Roman" w:cs="Times New Roman"/>
-          <w:kern w:val="0"/>
-          <w:lang w:val="en-US"/>
-          <w14:ligatures w14:val="none"/>
-        </w:rPr>
-      </w:pPr>
-      <w:r>
-        <w:rPr>
-          <w:rFonts w:ascii="Times New Roman" w:eastAsia="Times New Roman" w:hAnsi="Times New Roman" w:cs="Times New Roman"/>
-          <w:kern w:val="0"/>
-          <w:lang w:val="en-US"/>
-          <w14:ligatures w14:val="none"/>
-        </w:rPr>
-        <w:lastRenderedPageBreak/>
-        <w:t xml:space="preserve">Firebase </w:t>
-      </w:r>
-    </w:p>
-    <w:p>
-      <w:pPr>
-        <w:spacing w:before="100" w:beforeAutospacing="1" w:after="100" w:afterAutospacing="1" w:line="240" w:lineRule="auto"/>
-        <w:rPr>
-          <w:rFonts w:ascii="Times New Roman" w:eastAsia="Times New Roman" w:hAnsi="Times New Roman" w:cs="Times New Roman"/>
-          <w:kern w:val="0"/>
+          <w:sz w:val="27"/>
+          <w:szCs w:val="27"/>
           <w:lang w:val="en-US"/>
           <w14:ligatures w14:val="none"/>
         </w:rPr>
@@ -790,241 +1221,156 @@
           <w:b/>
           <w:bCs/>
           <w:kern w:val="0"/>
-          <w:lang w:val="en-US"/>
-          <w14:ligatures w14:val="none"/>
-        </w:rPr>
-        <w:t>Cloud &amp; DevOps</w:t>
-      </w:r>
-    </w:p>
-    <w:p>
-      <w:pPr>
-        <w:numPr>
-          <w:ilvl w:val="0"/>
-          <w:numId w:val="5"/>
-        </w:numPr>
-        <w:spacing w:before="100" w:beforeAutospacing="1" w:after="100" w:afterAutospacing="1" w:line="240" w:lineRule="auto"/>
-        <w:rPr>
-          <w:rFonts w:ascii="Times New Roman" w:eastAsia="Times New Roman" w:hAnsi="Times New Roman" w:cs="Times New Roman"/>
-          <w:kern w:val="0"/>
-          <w:lang w:val="en-US"/>
-          <w14:ligatures w14:val="none"/>
-        </w:rPr>
-      </w:pPr>
-      <w:r>
-        <w:rPr>
-          <w:rFonts w:ascii="Times New Roman" w:eastAsia="Times New Roman" w:hAnsi="Times New Roman" w:cs="Times New Roman"/>
-          <w:kern w:val="0"/>
-          <w:lang w:val="en-US"/>
-          <w14:ligatures w14:val="none"/>
-        </w:rPr>
-        <w:t xml:space="preserve">Docker </w:t>
-      </w:r>
-    </w:p>
-    <w:p>
-      <w:pPr>
-        <w:numPr>
-          <w:ilvl w:val="0"/>
-          <w:numId w:val="5"/>
-        </w:numPr>
-        <w:spacing w:before="100" w:beforeAutospacing="1" w:after="100" w:afterAutospacing="1" w:line="240" w:lineRule="auto"/>
-        <w:rPr>
-          <w:rFonts w:ascii="Times New Roman" w:eastAsia="Times New Roman" w:hAnsi="Times New Roman" w:cs="Times New Roman"/>
-          <w:kern w:val="0"/>
-          <w:lang w:val="en-US"/>
-          <w14:ligatures w14:val="none"/>
-        </w:rPr>
-      </w:pPr>
-      <w:proofErr w:type="spellStart"/>
-      <w:r>
-        <w:rPr>
-          <w:rFonts w:ascii="Times New Roman" w:eastAsia="Times New Roman" w:hAnsi="Times New Roman" w:cs="Times New Roman"/>
-          <w:kern w:val="0"/>
-          <w:lang w:val="en-US"/>
-          <w14:ligatures w14:val="none"/>
-        </w:rPr>
-        <w:t>Vercel</w:t>
-      </w:r>
-      <w:proofErr w:type="spellEnd"/>
-      <w:r>
-        <w:rPr>
-          <w:rFonts w:ascii="Times New Roman" w:eastAsia="Times New Roman" w:hAnsi="Times New Roman" w:cs="Times New Roman"/>
-          <w:kern w:val="0"/>
-          <w:lang w:val="en-US"/>
-          <w14:ligatures w14:val="none"/>
-        </w:rPr>
-        <w:t xml:space="preserve"> </w:t>
-      </w:r>
-    </w:p>
-    <w:p>
-      <w:pPr>
-        <w:numPr>
-          <w:ilvl w:val="0"/>
-          <w:numId w:val="5"/>
-        </w:numPr>
-        <w:spacing w:before="100" w:beforeAutospacing="1" w:after="100" w:afterAutospacing="1" w:line="240" w:lineRule="auto"/>
-        <w:rPr>
-          <w:rFonts w:ascii="Times New Roman" w:eastAsia="Times New Roman" w:hAnsi="Times New Roman" w:cs="Times New Roman"/>
-          <w:kern w:val="0"/>
-          <w:lang w:val="en-US"/>
-          <w14:ligatures w14:val="none"/>
-        </w:rPr>
-      </w:pPr>
-      <w:r>
-        <w:rPr>
-          <w:rFonts w:ascii="Times New Roman" w:eastAsia="Times New Roman" w:hAnsi="Times New Roman" w:cs="Times New Roman"/>
-          <w:kern w:val="0"/>
-          <w:lang w:val="en-US"/>
-          <w14:ligatures w14:val="none"/>
-        </w:rPr>
-        <w:t xml:space="preserve">Netlify </w:t>
-      </w:r>
-    </w:p>
-    <w:p>
-      <w:pPr>
-        <w:numPr>
-          <w:ilvl w:val="0"/>
-          <w:numId w:val="5"/>
-        </w:numPr>
-        <w:spacing w:before="100" w:beforeAutospacing="1" w:after="100" w:afterAutospacing="1" w:line="240" w:lineRule="auto"/>
-        <w:rPr>
-          <w:rFonts w:ascii="Times New Roman" w:eastAsia="Times New Roman" w:hAnsi="Times New Roman" w:cs="Times New Roman"/>
-          <w:kern w:val="0"/>
-          <w:lang w:val="en-US"/>
-          <w14:ligatures w14:val="none"/>
-        </w:rPr>
-      </w:pPr>
-      <w:r>
-        <w:rPr>
-          <w:rFonts w:ascii="Times New Roman" w:eastAsia="Times New Roman" w:hAnsi="Times New Roman" w:cs="Times New Roman"/>
-          <w:kern w:val="0"/>
-          <w:lang w:val="en-US"/>
-          <w14:ligatures w14:val="none"/>
-        </w:rPr>
-        <w:t xml:space="preserve">AWS </w:t>
-      </w:r>
-    </w:p>
-    <w:p>
-      <w:pPr>
-        <w:spacing w:before="100" w:beforeAutospacing="1" w:after="100" w:afterAutospacing="1" w:line="240" w:lineRule="auto"/>
-        <w:rPr>
-          <w:rFonts w:ascii="Times New Roman" w:eastAsia="Times New Roman" w:hAnsi="Times New Roman" w:cs="Times New Roman"/>
-          <w:kern w:val="0"/>
-          <w:lang w:val="en-US"/>
-          <w14:ligatures w14:val="none"/>
-        </w:rPr>
-      </w:pPr>
-      <w:r>
+          <w:sz w:val="27"/>
+          <w:szCs w:val="27"/>
+          <w:lang w:val="en-US"/>
+          <w14:ligatures w14:val="none"/>
+        </w:rPr>
+        <w:t>Frontend Developer</w:t>
+      </w:r>
+    </w:p>
+    <w:p>
+      <w:pPr>
+        <w:spacing w:before="100" w:beforeAutospacing="1" w:after="100" w:afterAutospacing="1" w:line="240" w:lineRule="auto"/>
+        <w:rPr>
+          <w:rFonts w:ascii="Times New Roman" w:eastAsia="Times New Roman" w:hAnsi="Times New Roman" w:cs="Times New Roman"/>
+          <w:kern w:val="0"/>
+          <w:lang w:val="en-US"/>
+          <w14:ligatures w14:val="none"/>
+        </w:rPr>
+      </w:pPr>
+      <w:r>
+        <w:rPr>
+          <w:rFonts w:ascii="Times New Roman" w:eastAsia="Times New Roman" w:hAnsi="Times New Roman" w:cs="Times New Roman"/>
+          <w:kern w:val="0"/>
+          <w:lang w:val="en-US"/>
+          <w14:ligatures w14:val="none"/>
+        </w:rPr>
+        <w:t>Innovate Labs</w:t>
+      </w:r>
+      <w:r>
+        <w:rPr>
+          <w:rFonts w:ascii="Times New Roman" w:eastAsia="Times New Roman" w:hAnsi="Times New Roman" w:cs="Times New Roman"/>
+          <w:kern w:val="0"/>
+          <w:lang w:val="en-US"/>
+          <w14:ligatures w14:val="none"/>
+        </w:rPr>
+        <w:br/>
+        <w:t>June 2020 – February 2022</w:t>
+      </w:r>
+    </w:p>
+    <w:p>
+      <w:pPr>
+        <w:numPr>
+          <w:ilvl w:val="0"/>
+          <w:numId w:val="8"/>
+        </w:numPr>
+        <w:spacing w:before="100" w:beforeAutospacing="1" w:after="100" w:afterAutospacing="1" w:line="240" w:lineRule="auto"/>
+        <w:rPr>
+          <w:rFonts w:ascii="Times New Roman" w:eastAsia="Times New Roman" w:hAnsi="Times New Roman" w:cs="Times New Roman"/>
+          <w:kern w:val="0"/>
+          <w:lang w:val="en-US"/>
+          <w14:ligatures w14:val="none"/>
+        </w:rPr>
+      </w:pPr>
+      <w:r>
+        <w:rPr>
+          <w:rFonts w:ascii="Times New Roman" w:eastAsia="Times New Roman" w:hAnsi="Times New Roman" w:cs="Times New Roman"/>
+          <w:kern w:val="0"/>
+          <w:lang w:val="en-US"/>
+          <w14:ligatures w14:val="none"/>
+        </w:rPr>
+        <w:t xml:space="preserve">Built responsive interfaces using React and Tailwind CSS. </w:t>
+      </w:r>
+    </w:p>
+    <w:p>
+      <w:pPr>
+        <w:numPr>
+          <w:ilvl w:val="0"/>
+          <w:numId w:val="8"/>
+        </w:numPr>
+        <w:spacing w:before="100" w:beforeAutospacing="1" w:after="100" w:afterAutospacing="1" w:line="240" w:lineRule="auto"/>
+        <w:rPr>
+          <w:rFonts w:ascii="Times New Roman" w:eastAsia="Times New Roman" w:hAnsi="Times New Roman" w:cs="Times New Roman"/>
+          <w:kern w:val="0"/>
+          <w:lang w:val="en-US"/>
+          <w14:ligatures w14:val="none"/>
+        </w:rPr>
+      </w:pPr>
+      <w:r>
+        <w:rPr>
+          <w:rFonts w:ascii="Times New Roman" w:eastAsia="Times New Roman" w:hAnsi="Times New Roman" w:cs="Times New Roman"/>
+          <w:kern w:val="0"/>
+          <w:lang w:val="en-US"/>
+          <w14:ligatures w14:val="none"/>
+        </w:rPr>
+        <w:t xml:space="preserve">Converted Figma designs into pixel-perfect web pages. </w:t>
+      </w:r>
+    </w:p>
+    <w:p>
+      <w:pPr>
+        <w:numPr>
+          <w:ilvl w:val="0"/>
+          <w:numId w:val="8"/>
+        </w:numPr>
+        <w:spacing w:before="100" w:beforeAutospacing="1" w:after="100" w:afterAutospacing="1" w:line="240" w:lineRule="auto"/>
+        <w:rPr>
+          <w:rFonts w:ascii="Times New Roman" w:eastAsia="Times New Roman" w:hAnsi="Times New Roman" w:cs="Times New Roman"/>
+          <w:kern w:val="0"/>
+          <w:lang w:val="en-US"/>
+          <w14:ligatures w14:val="none"/>
+        </w:rPr>
+      </w:pPr>
+      <w:r>
+        <w:rPr>
+          <w:rFonts w:ascii="Times New Roman" w:eastAsia="Times New Roman" w:hAnsi="Times New Roman" w:cs="Times New Roman"/>
+          <w:kern w:val="0"/>
+          <w:lang w:val="en-US"/>
+          <w14:ligatures w14:val="none"/>
+        </w:rPr>
+        <w:t xml:space="preserve">Optimized SEO and accessibility. </w:t>
+      </w:r>
+    </w:p>
+    <w:p>
+      <w:pPr>
+        <w:numPr>
+          <w:ilvl w:val="0"/>
+          <w:numId w:val="8"/>
+        </w:numPr>
+        <w:spacing w:before="100" w:beforeAutospacing="1" w:after="100" w:afterAutospacing="1" w:line="240" w:lineRule="auto"/>
+        <w:rPr>
+          <w:rFonts w:ascii="Times New Roman" w:eastAsia="Times New Roman" w:hAnsi="Times New Roman" w:cs="Times New Roman"/>
+          <w:kern w:val="0"/>
+          <w:lang w:val="en-US"/>
+          <w14:ligatures w14:val="none"/>
+        </w:rPr>
+      </w:pPr>
+      <w:r>
+        <w:rPr>
+          <w:rFonts w:ascii="Times New Roman" w:eastAsia="Times New Roman" w:hAnsi="Times New Roman" w:cs="Times New Roman"/>
+          <w:kern w:val="0"/>
+          <w:lang w:val="en-US"/>
+          <w14:ligatures w14:val="none"/>
+        </w:rPr>
+        <w:t xml:space="preserve">Worked closely with backend engineers to integrate APIs. </w:t>
+      </w:r>
+    </w:p>
+    <w:p>
+      <w:pPr>
+        <w:spacing w:before="100" w:beforeAutospacing="1" w:after="100" w:afterAutospacing="1" w:line="240" w:lineRule="auto"/>
+        <w:outlineLvl w:val="1"/>
         <w:rPr>
           <w:rFonts w:ascii="Times New Roman" w:eastAsia="Times New Roman" w:hAnsi="Times New Roman" w:cs="Times New Roman"/>
           <w:b/>
           <w:bCs/>
           <w:kern w:val="0"/>
-          <w:lang w:val="en-US"/>
-          <w14:ligatures w14:val="none"/>
-        </w:rPr>
-        <w:t>Tools</w:t>
-      </w:r>
-    </w:p>
-    <w:p>
-      <w:pPr>
-        <w:numPr>
-          <w:ilvl w:val="0"/>
-          <w:numId w:val="6"/>
-        </w:numPr>
-        <w:spacing w:before="100" w:beforeAutospacing="1" w:after="100" w:afterAutospacing="1" w:line="240" w:lineRule="auto"/>
-        <w:rPr>
-          <w:rFonts w:ascii="Times New Roman" w:eastAsia="Times New Roman" w:hAnsi="Times New Roman" w:cs="Times New Roman"/>
-          <w:kern w:val="0"/>
-          <w:lang w:val="en-US"/>
-          <w14:ligatures w14:val="none"/>
-        </w:rPr>
-      </w:pPr>
-      <w:r>
-        <w:rPr>
-          <w:rFonts w:ascii="Times New Roman" w:eastAsia="Times New Roman" w:hAnsi="Times New Roman" w:cs="Times New Roman"/>
-          <w:kern w:val="0"/>
-          <w:lang w:val="en-US"/>
-          <w14:ligatures w14:val="none"/>
-        </w:rPr>
-        <w:t xml:space="preserve">Git </w:t>
-      </w:r>
-    </w:p>
-    <w:p>
-      <w:pPr>
-        <w:numPr>
-          <w:ilvl w:val="0"/>
-          <w:numId w:val="6"/>
-        </w:numPr>
-        <w:spacing w:before="100" w:beforeAutospacing="1" w:after="100" w:afterAutospacing="1" w:line="240" w:lineRule="auto"/>
-        <w:rPr>
-          <w:rFonts w:ascii="Times New Roman" w:eastAsia="Times New Roman" w:hAnsi="Times New Roman" w:cs="Times New Roman"/>
-          <w:kern w:val="0"/>
-          <w:lang w:val="en-US"/>
-          <w14:ligatures w14:val="none"/>
-        </w:rPr>
-      </w:pPr>
-      <w:r>
-        <w:rPr>
-          <w:rFonts w:ascii="Times New Roman" w:eastAsia="Times New Roman" w:hAnsi="Times New Roman" w:cs="Times New Roman"/>
-          <w:kern w:val="0"/>
-          <w:lang w:val="en-US"/>
-          <w14:ligatures w14:val="none"/>
-        </w:rPr>
-        <w:t xml:space="preserve">Figma </w:t>
-      </w:r>
-    </w:p>
-    <w:p>
-      <w:pPr>
-        <w:numPr>
-          <w:ilvl w:val="0"/>
-          <w:numId w:val="6"/>
-        </w:numPr>
-        <w:spacing w:before="100" w:beforeAutospacing="1" w:after="100" w:afterAutospacing="1" w:line="240" w:lineRule="auto"/>
-        <w:rPr>
-          <w:rFonts w:ascii="Times New Roman" w:eastAsia="Times New Roman" w:hAnsi="Times New Roman" w:cs="Times New Roman"/>
-          <w:kern w:val="0"/>
-          <w:lang w:val="en-US"/>
-          <w14:ligatures w14:val="none"/>
-        </w:rPr>
-      </w:pPr>
-      <w:r>
-        <w:rPr>
-          <w:rFonts w:ascii="Times New Roman" w:eastAsia="Times New Roman" w:hAnsi="Times New Roman" w:cs="Times New Roman"/>
-          <w:kern w:val="0"/>
-          <w:lang w:val="en-US"/>
-          <w14:ligatures w14:val="none"/>
-        </w:rPr>
-        <w:t xml:space="preserve">Postman </w:t>
-      </w:r>
-    </w:p>
-    <w:p>
-      <w:pPr>
-        <w:numPr>
-          <w:ilvl w:val="0"/>
-          <w:numId w:val="6"/>
-        </w:numPr>
-        <w:spacing w:before="100" w:beforeAutospacing="1" w:after="100" w:afterAutospacing="1" w:line="240" w:lineRule="auto"/>
-        <w:rPr>
-          <w:rFonts w:ascii="Times New Roman" w:eastAsia="Times New Roman" w:hAnsi="Times New Roman" w:cs="Times New Roman"/>
-          <w:kern w:val="0"/>
-          <w:lang w:val="en-US"/>
-          <w14:ligatures w14:val="none"/>
-        </w:rPr>
-      </w:pPr>
-      <w:r>
-        <w:rPr>
-          <w:rFonts w:ascii="Times New Roman" w:eastAsia="Times New Roman" w:hAnsi="Times New Roman" w:cs="Times New Roman"/>
-          <w:kern w:val="0"/>
-          <w:lang w:val="en-US"/>
-          <w14:ligatures w14:val="none"/>
-        </w:rPr>
-        <w:t xml:space="preserve">Jira </w:t>
-      </w:r>
-    </w:p>
-    <w:p>
-      <w:pPr>
-        <w:spacing w:before="100" w:beforeAutospacing="1" w:after="100" w:afterAutospacing="1" w:line="240" w:lineRule="auto"/>
-        <w:outlineLvl w:val="1"/>
+          <w:sz w:val="36"/>
+          <w:szCs w:val="36"/>
+          <w:lang w:val="en-US"/>
+          <w14:ligatures w14:val="none"/>
+        </w:rPr>
+      </w:pPr>
+      <w:r>
         <w:rPr>
           <w:rFonts w:ascii="Times New Roman" w:eastAsia="Times New Roman" w:hAnsi="Times New Roman" w:cs="Times New Roman"/>
           <w:b/>
@@ -1035,8 +1381,73 @@
           <w:lang w:val="en-US"/>
           <w14:ligatures w14:val="none"/>
         </w:rPr>
-      </w:pPr>
-      <w:r>
+        <w:t>Education</w:t>
+      </w:r>
+    </w:p>
+    <w:p>
+      <w:pPr>
+        <w:spacing w:before="100" w:beforeAutospacing="1" w:after="100" w:afterAutospacing="1" w:line="240" w:lineRule="auto"/>
+        <w:rPr>
+          <w:rFonts w:ascii="Times New Roman" w:eastAsia="Times New Roman" w:hAnsi="Times New Roman" w:cs="Times New Roman"/>
+          <w:kern w:val="0"/>
+          <w:lang w:val="en-US"/>
+          <w14:ligatures w14:val="none"/>
+        </w:rPr>
+      </w:pPr>
+      <w:r>
+        <w:rPr>
+          <w:rFonts w:ascii="Times New Roman" w:eastAsia="Times New Roman" w:hAnsi="Times New Roman" w:cs="Times New Roman"/>
+          <w:kern w:val="0"/>
+          <w:lang w:val="en-US"/>
+          <w14:ligatures w14:val="none"/>
+        </w:rPr>
+        <w:t>Bachelor of Science in Information Technology</w:t>
+      </w:r>
+    </w:p>
+    <w:p>
+      <w:pPr>
+        <w:spacing w:before="100" w:beforeAutospacing="1" w:after="100" w:afterAutospacing="1" w:line="240" w:lineRule="auto"/>
+        <w:rPr>
+          <w:rFonts w:ascii="Times New Roman" w:eastAsia="Times New Roman" w:hAnsi="Times New Roman" w:cs="Times New Roman"/>
+          <w:kern w:val="0"/>
+          <w:lang w:val="en-US"/>
+          <w14:ligatures w14:val="none"/>
+        </w:rPr>
+      </w:pPr>
+      <w:r>
+        <w:rPr>
+          <w:rFonts w:ascii="Times New Roman" w:eastAsia="Times New Roman" w:hAnsi="Times New Roman" w:cs="Times New Roman"/>
+          <w:kern w:val="0"/>
+          <w:lang w:val="en-US"/>
+          <w14:ligatures w14:val="none"/>
+        </w:rPr>
+        <w:t>Kwame Nkrumah University of Science and Technology</w:t>
+      </w:r>
+    </w:p>
+    <w:p>
+      <w:pPr>
+        <w:spacing w:before="100" w:beforeAutospacing="1" w:after="100" w:afterAutospacing="1" w:line="240" w:lineRule="auto"/>
+        <w:rPr>
+          <w:rFonts w:ascii="Times New Roman" w:eastAsia="Times New Roman" w:hAnsi="Times New Roman" w:cs="Times New Roman"/>
+          <w:kern w:val="0"/>
+          <w:lang w:val="en-US"/>
+          <w14:ligatures w14:val="none"/>
+        </w:rPr>
+      </w:pPr>
+      <w:r>
+        <w:rPr>
+          <w:rFonts w:ascii="Times New Roman" w:eastAsia="Times New Roman" w:hAnsi="Times New Roman" w:cs="Times New Roman"/>
+          <w:kern w:val="0"/>
+          <w:lang w:val="en-US"/>
+          <w14:ligatures w14:val="none"/>
+        </w:rPr>
+        <w:t>2016 – 2020</w:t>
+      </w:r>
+    </w:p>
+    <w:p>
+      <w:pPr>
+        <w:spacing w:before="100" w:beforeAutospacing="1" w:after="100" w:afterAutospacing="1" w:line="240" w:lineRule="auto"/>
+        <w:outlineLvl w:val="1"/>
         <w:rPr>
           <w:rFonts w:ascii="Times New Roman" w:eastAsia="Times New Roman" w:hAnsi="Times New Roman" w:cs="Times New Roman"/>
           <w:b/>
@@ -1047,18 +1458,30 @@
           <w:lang w:val="en-US"/>
           <w14:ligatures w14:val="none"/>
         </w:rPr>
-        <w:t>Professional Experience</w:t>
-      </w:r>
-    </w:p>
-    <w:p>
-      <w:pPr>
-        <w:spacing w:before="100" w:beforeAutospacing="1" w:after="100" w:afterAutospacing="1" w:line="240" w:lineRule="auto"/>
-        <w:outlineLvl w:val="2"/>
+      </w:pPr>
+      <w:r>
         <w:rPr>
           <w:rFonts w:ascii="Times New Roman" w:eastAsia="Times New Roman" w:hAnsi="Times New Roman" w:cs="Times New Roman"/>
           <w:b/>
           <w:bCs/>
           <w:kern w:val="0"/>
+          <w:sz w:val="36"/>
+          <w:szCs w:val="36"/>
+          <w:lang w:val="en-US"/>
+          <w14:ligatures w14:val="none"/>
+        </w:rPr>
+        <w:t>Projects</w:t>
+      </w:r>
+    </w:p>
+    <w:p>
+      <w:pPr>
+        <w:spacing w:before="100" w:beforeAutospacing="1" w:after="100" w:afterAutospacing="1" w:line="240" w:lineRule="auto"/>
+        <w:outlineLvl w:val="2"/>
+        <w:rPr>
+          <w:rFonts w:ascii="Times New Roman" w:eastAsia="Times New Roman" w:hAnsi="Times New Roman" w:cs="Times New Roman"/>
+          <w:b/>
+          <w:bCs/>
+          <w:kern w:val="0"/>
           <w:sz w:val="27"/>
           <w:szCs w:val="27"/>
           <w:lang w:val="en-US"/>
@@ -1076,459 +1499,7 @@
           <w:lang w:val="en-US"/>
           <w14:ligatures w14:val="none"/>
         </w:rPr>
-        <w:t>Full Stack Developer</w:t>
-      </w:r>
-    </w:p>
-    <w:p>
-      <w:pPr>
-        <w:spacing w:before="100" w:beforeAutospacing="1" w:after="100" w:afterAutospacing="1" w:line="240" w:lineRule="auto"/>
-        <w:rPr>
-          <w:rFonts w:ascii="Times New Roman" w:eastAsia="Times New Roman" w:hAnsi="Times New Roman" w:cs="Times New Roman"/>
-          <w:kern w:val="0"/>
-          <w:lang w:val="en-US"/>
-          <w14:ligatures w14:val="none"/>
-        </w:rPr>
-      </w:pPr>
-      <w:r>
-        <w:rPr>
-          <w:rFonts w:ascii="Times New Roman" w:eastAsia="Times New Roman" w:hAnsi="Times New Roman" w:cs="Times New Roman"/>
-          <w:kern w:val="0"/>
-          <w:lang w:val="en-US"/>
-          <w14:ligatures w14:val="none"/>
-        </w:rPr>
-        <w:t>Digital Spark Ghana</w:t>
-      </w:r>
-      <w:r>
-        <w:rPr>
-          <w:rFonts w:ascii="Times New Roman" w:eastAsia="Times New Roman" w:hAnsi="Times New Roman" w:cs="Times New Roman"/>
-          <w:kern w:val="0"/>
-          <w:lang w:val="en-US"/>
-          <w14:ligatures w14:val="none"/>
-        </w:rPr>
-        <w:br/>
-        <w:t>March 2022 – Present</w:t>
-      </w:r>
-    </w:p>
-    <w:p>
-      <w:pPr>
-        <w:numPr>
-          <w:ilvl w:val="0"/>
-          <w:numId w:val="7"/>
-        </w:numPr>
-        <w:spacing w:before="100" w:beforeAutospacing="1" w:after="100" w:afterAutospacing="1" w:line="240" w:lineRule="auto"/>
-        <w:rPr>
-          <w:rFonts w:ascii="Times New Roman" w:eastAsia="Times New Roman" w:hAnsi="Times New Roman" w:cs="Times New Roman"/>
-          <w:kern w:val="0"/>
-          <w:lang w:val="en-US"/>
-          <w14:ligatures w14:val="none"/>
-        </w:rPr>
-      </w:pPr>
-      <w:r>
-        <w:rPr>
-          <w:rFonts w:ascii="Times New Roman" w:eastAsia="Times New Roman" w:hAnsi="Times New Roman" w:cs="Times New Roman"/>
-          <w:kern w:val="0"/>
-          <w:lang w:val="en-US"/>
-          <w14:ligatures w14:val="none"/>
-        </w:rPr>
-        <w:t xml:space="preserve">Developed enterprise web applications using React and Node.js. </w:t>
-      </w:r>
-    </w:p>
-    <w:p>
-      <w:pPr>
-        <w:numPr>
-          <w:ilvl w:val="0"/>
-          <w:numId w:val="7"/>
-        </w:numPr>
-        <w:spacing w:before="100" w:beforeAutospacing="1" w:after="100" w:afterAutospacing="1" w:line="240" w:lineRule="auto"/>
-        <w:rPr>
-          <w:rFonts w:ascii="Times New Roman" w:eastAsia="Times New Roman" w:hAnsi="Times New Roman" w:cs="Times New Roman"/>
-          <w:kern w:val="0"/>
-          <w:lang w:val="en-US"/>
-          <w14:ligatures w14:val="none"/>
-        </w:rPr>
-      </w:pPr>
-      <w:r>
-        <w:rPr>
-          <w:rFonts w:ascii="Times New Roman" w:eastAsia="Times New Roman" w:hAnsi="Times New Roman" w:cs="Times New Roman"/>
-          <w:kern w:val="0"/>
-          <w:lang w:val="en-US"/>
-          <w14:ligatures w14:val="none"/>
-        </w:rPr>
-        <w:t xml:space="preserve">Built secure authentication systems using JWT. </w:t>
-      </w:r>
-    </w:p>
-    <w:p>
-      <w:pPr>
-        <w:numPr>
-          <w:ilvl w:val="0"/>
-          <w:numId w:val="7"/>
-        </w:numPr>
-        <w:spacing w:before="100" w:beforeAutospacing="1" w:after="100" w:afterAutospacing="1" w:line="240" w:lineRule="auto"/>
-        <w:rPr>
-          <w:rFonts w:ascii="Times New Roman" w:eastAsia="Times New Roman" w:hAnsi="Times New Roman" w:cs="Times New Roman"/>
-          <w:kern w:val="0"/>
-          <w:lang w:val="en-US"/>
-          <w14:ligatures w14:val="none"/>
-        </w:rPr>
-      </w:pPr>
-      <w:r>
-        <w:rPr>
-          <w:rFonts w:ascii="Times New Roman" w:eastAsia="Times New Roman" w:hAnsi="Times New Roman" w:cs="Times New Roman"/>
-          <w:kern w:val="0"/>
-          <w:lang w:val="en-US"/>
-          <w14:ligatures w14:val="none"/>
-        </w:rPr>
-        <w:t xml:space="preserve">Improved website performance by 40%. </w:t>
-      </w:r>
-    </w:p>
-    <w:p>
-      <w:pPr>
-        <w:numPr>
-          <w:ilvl w:val="0"/>
-          <w:numId w:val="7"/>
-        </w:numPr>
-        <w:spacing w:before="100" w:beforeAutospacing="1" w:after="100" w:afterAutospacing="1" w:line="240" w:lineRule="auto"/>
-        <w:rPr>
-          <w:rFonts w:ascii="Times New Roman" w:eastAsia="Times New Roman" w:hAnsi="Times New Roman" w:cs="Times New Roman"/>
-          <w:kern w:val="0"/>
-          <w:lang w:val="en-US"/>
-          <w14:ligatures w14:val="none"/>
-        </w:rPr>
-      </w:pPr>
-      <w:r>
-        <w:rPr>
-          <w:rFonts w:ascii="Times New Roman" w:eastAsia="Times New Roman" w:hAnsi="Times New Roman" w:cs="Times New Roman"/>
-          <w:kern w:val="0"/>
-          <w:lang w:val="en-US"/>
-          <w14:ligatures w14:val="none"/>
-        </w:rPr>
-        <w:t xml:space="preserve">Integrated payment gateways and notification systems. </w:t>
-      </w:r>
-    </w:p>
-    <w:p>
-      <w:pPr>
-        <w:numPr>
-          <w:ilvl w:val="0"/>
-          <w:numId w:val="7"/>
-        </w:numPr>
-        <w:spacing w:before="100" w:beforeAutospacing="1" w:after="100" w:afterAutospacing="1" w:line="240" w:lineRule="auto"/>
-        <w:rPr>
-          <w:rFonts w:ascii="Times New Roman" w:eastAsia="Times New Roman" w:hAnsi="Times New Roman" w:cs="Times New Roman"/>
-          <w:kern w:val="0"/>
-          <w:lang w:val="en-US"/>
-          <w14:ligatures w14:val="none"/>
-        </w:rPr>
-      </w:pPr>
-      <w:r>
-        <w:rPr>
-          <w:rFonts w:ascii="Times New Roman" w:eastAsia="Times New Roman" w:hAnsi="Times New Roman" w:cs="Times New Roman"/>
-          <w:kern w:val="0"/>
-          <w:lang w:val="en-US"/>
-          <w14:ligatures w14:val="none"/>
-        </w:rPr>
-        <w:t xml:space="preserve">Collaborated with UI/UX designers and product managers. </w:t>
-      </w:r>
-    </w:p>
-    <w:p>
-      <w:pPr>
-        <w:spacing w:before="100" w:beforeAutospacing="1" w:after="100" w:afterAutospacing="1" w:line="240" w:lineRule="auto"/>
-        <w:outlineLvl w:val="2"/>
-        <w:rPr>
-          <w:rFonts w:ascii="Times New Roman" w:eastAsia="Times New Roman" w:hAnsi="Times New Roman" w:cs="Times New Roman"/>
-          <w:b/>
-          <w:bCs/>
-          <w:kern w:val="0"/>
-          <w:sz w:val="27"/>
-          <w:szCs w:val="27"/>
-          <w:lang w:val="en-US"/>
-          <w14:ligatures w14:val="none"/>
-        </w:rPr>
-      </w:pPr>
-      <w:r>
-        <w:rPr>
-          <w:rFonts w:ascii="Times New Roman" w:eastAsia="Times New Roman" w:hAnsi="Times New Roman" w:cs="Times New Roman"/>
-          <w:b/>
-          <w:bCs/>
-          <w:kern w:val="0"/>
-          <w:sz w:val="27"/>
-          <w:szCs w:val="27"/>
-          <w:lang w:val="en-US"/>
-          <w14:ligatures w14:val="none"/>
-        </w:rPr>
-        <w:t>Frontend Developer</w:t>
-      </w:r>
-    </w:p>
-    <w:p>
-      <w:pPr>
-        <w:spacing w:before="100" w:beforeAutospacing="1" w:after="100" w:afterAutospacing="1" w:line="240" w:lineRule="auto"/>
-        <w:rPr>
-          <w:rFonts w:ascii="Times New Roman" w:eastAsia="Times New Roman" w:hAnsi="Times New Roman" w:cs="Times New Roman"/>
-          <w:kern w:val="0"/>
-          <w:lang w:val="en-US"/>
-          <w14:ligatures w14:val="none"/>
-        </w:rPr>
-      </w:pPr>
-      <w:r>
-        <w:rPr>
-          <w:rFonts w:ascii="Times New Roman" w:eastAsia="Times New Roman" w:hAnsi="Times New Roman" w:cs="Times New Roman"/>
-          <w:kern w:val="0"/>
-          <w:lang w:val="en-US"/>
-          <w14:ligatures w14:val="none"/>
-        </w:rPr>
-        <w:t>Innovate Labs</w:t>
-      </w:r>
-      <w:r>
-        <w:rPr>
-          <w:rFonts w:ascii="Times New Roman" w:eastAsia="Times New Roman" w:hAnsi="Times New Roman" w:cs="Times New Roman"/>
-          <w:kern w:val="0"/>
-          <w:lang w:val="en-US"/>
-          <w14:ligatures w14:val="none"/>
-        </w:rPr>
-        <w:br/>
-        <w:t>June 2020 – February 2022</w:t>
-      </w:r>
-    </w:p>
-    <w:p>
-      <w:pPr>
-        <w:numPr>
-          <w:ilvl w:val="0"/>
-          <w:numId w:val="8"/>
-        </w:numPr>
-        <w:spacing w:before="100" w:beforeAutospacing="1" w:after="100" w:afterAutospacing="1" w:line="240" w:lineRule="auto"/>
-        <w:rPr>
-          <w:rFonts w:ascii="Times New Roman" w:eastAsia="Times New Roman" w:hAnsi="Times New Roman" w:cs="Times New Roman"/>
-          <w:kern w:val="0"/>
-          <w:lang w:val="en-US"/>
-          <w14:ligatures w14:val="none"/>
-        </w:rPr>
-      </w:pPr>
-      <w:r>
-        <w:rPr>
-          <w:rFonts w:ascii="Times New Roman" w:eastAsia="Times New Roman" w:hAnsi="Times New Roman" w:cs="Times New Roman"/>
-          <w:kern w:val="0"/>
-          <w:lang w:val="en-US"/>
-          <w14:ligatures w14:val="none"/>
-        </w:rPr>
-        <w:t xml:space="preserve">Built responsive interfaces using React and Tailwind CSS. </w:t>
-      </w:r>
-    </w:p>
-    <w:p>
-      <w:pPr>
-        <w:numPr>
-          <w:ilvl w:val="0"/>
-          <w:numId w:val="8"/>
-        </w:numPr>
-        <w:spacing w:before="100" w:beforeAutospacing="1" w:after="100" w:afterAutospacing="1" w:line="240" w:lineRule="auto"/>
-        <w:rPr>
-          <w:rFonts w:ascii="Times New Roman" w:eastAsia="Times New Roman" w:hAnsi="Times New Roman" w:cs="Times New Roman"/>
-          <w:kern w:val="0"/>
-          <w:lang w:val="en-US"/>
-          <w14:ligatures w14:val="none"/>
-        </w:rPr>
-      </w:pPr>
-      <w:r>
-        <w:rPr>
-          <w:rFonts w:ascii="Times New Roman" w:eastAsia="Times New Roman" w:hAnsi="Times New Roman" w:cs="Times New Roman"/>
-          <w:kern w:val="0"/>
-          <w:lang w:val="en-US"/>
-          <w14:ligatures w14:val="none"/>
-        </w:rPr>
-        <w:t xml:space="preserve">Converted Figma designs into pixel-perfect web pages. </w:t>
-      </w:r>
-    </w:p>
-    <w:p>
-      <w:pPr>
-        <w:numPr>
-          <w:ilvl w:val="0"/>
-          <w:numId w:val="8"/>
-        </w:numPr>
-        <w:spacing w:before="100" w:beforeAutospacing="1" w:after="100" w:afterAutospacing="1" w:line="240" w:lineRule="auto"/>
-        <w:rPr>
-          <w:rFonts w:ascii="Times New Roman" w:eastAsia="Times New Roman" w:hAnsi="Times New Roman" w:cs="Times New Roman"/>
-          <w:kern w:val="0"/>
-          <w:lang w:val="en-US"/>
-          <w14:ligatures w14:val="none"/>
-        </w:rPr>
-      </w:pPr>
-      <w:r>
-        <w:rPr>
-          <w:rFonts w:ascii="Times New Roman" w:eastAsia="Times New Roman" w:hAnsi="Times New Roman" w:cs="Times New Roman"/>
-          <w:kern w:val="0"/>
-          <w:lang w:val="en-US"/>
-          <w14:ligatures w14:val="none"/>
-        </w:rPr>
-        <w:t xml:space="preserve">Optimized SEO and accessibility. </w:t>
-      </w:r>
-    </w:p>
-    <w:p>
-      <w:pPr>
-        <w:numPr>
-          <w:ilvl w:val="0"/>
-          <w:numId w:val="8"/>
-        </w:numPr>
-        <w:spacing w:before="100" w:beforeAutospacing="1" w:after="100" w:afterAutospacing="1" w:line="240" w:lineRule="auto"/>
-        <w:rPr>
-          <w:rFonts w:ascii="Times New Roman" w:eastAsia="Times New Roman" w:hAnsi="Times New Roman" w:cs="Times New Roman"/>
-          <w:kern w:val="0"/>
-          <w:lang w:val="en-US"/>
-          <w14:ligatures w14:val="none"/>
-        </w:rPr>
-      </w:pPr>
-      <w:r>
-        <w:rPr>
-          <w:rFonts w:ascii="Times New Roman" w:eastAsia="Times New Roman" w:hAnsi="Times New Roman" w:cs="Times New Roman"/>
-          <w:kern w:val="0"/>
-          <w:lang w:val="en-US"/>
-          <w14:ligatures w14:val="none"/>
-        </w:rPr>
-        <w:t xml:space="preserve">Worked closely with backend engineers to integrate APIs. </w:t>
-      </w:r>
-    </w:p>
-    <w:p>
-      <w:pPr>
-        <w:spacing w:before="100" w:beforeAutospacing="1" w:after="100" w:afterAutospacing="1" w:line="240" w:lineRule="auto"/>
-        <w:outlineLvl w:val="1"/>
-        <w:rPr>
-          <w:rFonts w:ascii="Times New Roman" w:eastAsia="Times New Roman" w:hAnsi="Times New Roman" w:cs="Times New Roman"/>
-          <w:b/>
-          <w:bCs/>
-          <w:kern w:val="0"/>
-          <w:sz w:val="36"/>
-          <w:szCs w:val="36"/>
-          <w:lang w:val="en-US"/>
-          <w14:ligatures w14:val="none"/>
-        </w:rPr>
-      </w:pPr>
-      <w:r>
-        <w:rPr>
-          <w:rFonts w:ascii="Times New Roman" w:eastAsia="Times New Roman" w:hAnsi="Times New Roman" w:cs="Times New Roman"/>
-          <w:b/>
-          <w:bCs/>
-          <w:kern w:val="0"/>
-          <w:sz w:val="36"/>
-          <w:szCs w:val="36"/>
-          <w:lang w:val="en-US"/>
-          <w14:ligatures w14:val="none"/>
-        </w:rPr>
-        <w:t>Education</w:t>
-      </w:r>
-    </w:p>
-    <w:p>
-      <w:pPr>
-        <w:spacing w:before="100" w:beforeAutospacing="1" w:after="100" w:afterAutospacing="1" w:line="240" w:lineRule="auto"/>
-        <w:rPr>
-          <w:rFonts w:ascii="Times New Roman" w:eastAsia="Times New Roman" w:hAnsi="Times New Roman" w:cs="Times New Roman"/>
-          <w:kern w:val="0"/>
-          <w:lang w:val="en-US"/>
-          <w14:ligatures w14:val="none"/>
-        </w:rPr>
-      </w:pPr>
-      <w:r>
-        <w:rPr>
-          <w:rFonts w:ascii="Times New Roman" w:eastAsia="Times New Roman" w:hAnsi="Times New Roman" w:cs="Times New Roman"/>
-          <w:kern w:val="0"/>
-          <w:lang w:val="en-US"/>
-          <w14:ligatures w14:val="none"/>
-        </w:rPr>
-        <w:t>Bachelor of Science in Information Technology</w:t>
-      </w:r>
-    </w:p>
-    <w:p>
-      <w:pPr>
-        <w:spacing w:before="100" w:beforeAutospacing="1" w:after="100" w:afterAutospacing="1" w:line="240" w:lineRule="auto"/>
-        <w:rPr>
-          <w:rFonts w:ascii="Times New Roman" w:eastAsia="Times New Roman" w:hAnsi="Times New Roman" w:cs="Times New Roman"/>
-          <w:kern w:val="0"/>
-          <w:lang w:val="en-US"/>
-          <w14:ligatures w14:val="none"/>
-        </w:rPr>
-      </w:pPr>
-      <w:r>
-        <w:rPr>
-          <w:rFonts w:ascii="Times New Roman" w:eastAsia="Times New Roman" w:hAnsi="Times New Roman" w:cs="Times New Roman"/>
-          <w:kern w:val="0"/>
-          <w:lang w:val="en-US"/>
-          <w14:ligatures w14:val="none"/>
-        </w:rPr>
-        <w:t>Kwame Nkrumah University of Science and Technology</w:t>
-      </w:r>
-    </w:p>
-    <w:p>
-      <w:pPr>
-        <w:spacing w:before="100" w:beforeAutospacing="1" w:after="100" w:afterAutospacing="1" w:line="240" w:lineRule="auto"/>
-        <w:rPr>
-          <w:rFonts w:ascii="Times New Roman" w:eastAsia="Times New Roman" w:hAnsi="Times New Roman" w:cs="Times New Roman"/>
-          <w:kern w:val="0"/>
-          <w:lang w:val="en-US"/>
-          <w14:ligatures w14:val="none"/>
-        </w:rPr>
-      </w:pPr>
-      <w:r>
-        <w:rPr>
-          <w:rFonts w:ascii="Times New Roman" w:eastAsia="Times New Roman" w:hAnsi="Times New Roman" w:cs="Times New Roman"/>
-          <w:kern w:val="0"/>
-          <w:lang w:val="en-US"/>
-          <w14:ligatures w14:val="none"/>
-        </w:rPr>
         <w:lastRenderedPageBreak/>
-        <w:t>2016 – 2020</w:t>
-      </w:r>
-    </w:p>
-    <w:p>
-      <w:pPr>
-        <w:spacing w:before="100" w:beforeAutospacing="1" w:after="100" w:afterAutospacing="1" w:line="240" w:lineRule="auto"/>
-        <w:outlineLvl w:val="1"/>
-        <w:rPr>
-          <w:rFonts w:ascii="Times New Roman" w:eastAsia="Times New Roman" w:hAnsi="Times New Roman" w:cs="Times New Roman"/>
-          <w:b/>
-          <w:bCs/>
-          <w:kern w:val="0"/>
-          <w:sz w:val="36"/>
-          <w:szCs w:val="36"/>
-          <w:lang w:val="en-US"/>
-          <w14:ligatures w14:val="none"/>
-        </w:rPr>
-      </w:pPr>
-      <w:r>
-        <w:rPr>
-          <w:rFonts w:ascii="Times New Roman" w:eastAsia="Times New Roman" w:hAnsi="Times New Roman" w:cs="Times New Roman"/>
-          <w:b/>
-          <w:bCs/>
-          <w:kern w:val="0"/>
-          <w:sz w:val="36"/>
-          <w:szCs w:val="36"/>
-          <w:lang w:val="en-US"/>
-          <w14:ligatures w14:val="none"/>
-        </w:rPr>
-        <w:t>Projects</w:t>
-      </w:r>
-    </w:p>
-    <w:p>
-      <w:pPr>
-        <w:spacing w:before="100" w:beforeAutospacing="1" w:after="100" w:afterAutospacing="1" w:line="240" w:lineRule="auto"/>
-        <w:outlineLvl w:val="2"/>
-        <w:rPr>
-          <w:rFonts w:ascii="Times New Roman" w:eastAsia="Times New Roman" w:hAnsi="Times New Roman" w:cs="Times New Roman"/>
-          <w:b/>
-          <w:bCs/>
-          <w:kern w:val="0"/>
-          <w:sz w:val="27"/>
-          <w:szCs w:val="27"/>
-          <w:lang w:val="en-US"/>
-          <w14:ligatures w14:val="none"/>
-        </w:rPr>
-      </w:pPr>
-      <w:r>
-        <w:rPr>
-          <w:rFonts w:ascii="Times New Roman" w:eastAsia="Times New Roman" w:hAnsi="Times New Roman" w:cs="Times New Roman"/>
-          <w:b/>
-          <w:bCs/>
-          <w:kern w:val="0"/>
-          <w:sz w:val="27"/>
-          <w:szCs w:val="27"/>
-          <w:lang w:val="en-US"/>
-          <w14:ligatures w14:val="none"/>
-        </w:rPr>
         <w:t>E-Commerce Platform</w:t>
       </w:r>
     </w:p>
